--- a/Optical_Papers_260210.docx
+++ b/Optical_Papers_260210.docx
@@ -2425,6 +2425,119 @@
     </w:p>
     <w:p>
       <w:pPr>
+        <w:pStyle w:val="Heading2"/>
+      </w:pPr>
+      <w:r/>
+      <w:r>
+        <w:rPr>
+          <w:rFonts w:ascii="Times New Roman" w:hAnsi="Times New Roman" w:eastAsia="宋体"/>
+          <w:b/>
+          <w:color w:val="000000"/>
+          <w:sz w:val="24"/>
+        </w:rPr>
+        <w:t>工作满意度作为一种催化机制，将知识能力和内在动机转化为高等教育中讲师的持续表现</w:t>
+      </w:r>
+    </w:p>
+    <w:p>
+      <w:r>
+        <w:rPr>
+          <w:rFonts w:ascii="Times New Roman" w:hAnsi="Times New Roman" w:eastAsia="宋体"/>
+          <w:b/>
+          <w:color w:val="003264"/>
+          <w:sz w:val="24"/>
+        </w:rPr>
+        <w:t>Job satisfaction as a catalyst mechanism transforming knowledge competence and intrinsic motivation into sustained lecturer performance in higher education</w:t>
+      </w:r>
+    </w:p>
+    <w:p>
+      <w:r>
+        <w:rPr>
+          <w:rFonts w:ascii="Times New Roman" w:hAnsi="Times New Roman" w:eastAsia="宋体"/>
+          <w:sz w:val="21"/>
+        </w:rPr>
+        <w:t>作者: Peirong He, Rajanikanth Aluvalu, Ghanshyam G. Tejani</w:t>
+        <w:br/>
+      </w:r>
+      <w:r>
+        <w:rPr>
+          <w:rFonts w:ascii="Times New Roman" w:hAnsi="Times New Roman" w:eastAsia="宋体"/>
+          <w:sz w:val="21"/>
+        </w:rPr>
+        <w:t xml:space="preserve">时间: 2026-02-09 | </w:t>
+      </w:r>
+      <w:r>
+        <w:t xml:space="preserve">链接: </w:t>
+      </w:r>
+      <w:hyperlink r:id="rId47">
+        <w:r>
+          <w:rPr>
+            <w:rFonts w:ascii="Times New Roman" w:hAnsi="Times New Roman" w:eastAsia="宋体"/>
+            <w:color w:val="0000FF"/>
+            <w:sz w:val="21"/>
+            <w:u w:val="single"/>
+          </w:rPr>
+          <w:t>https://doi.org/10.1038/s41598-026-38488-6</w:t>
+        </w:r>
+      </w:hyperlink>
+    </w:p>
+    <w:p>
+      <w:pPr>
+        <w:spacing w:before="120"/>
+      </w:pPr>
+      <w:r>
+        <w:rPr>
+          <w:rFonts w:ascii="Times New Roman" w:hAnsi="Times New Roman" w:eastAsia="宋体"/>
+          <w:b/>
+          <w:sz w:val="21"/>
+        </w:rPr>
+        <w:t>中文摘要:</w:t>
+      </w:r>
+    </w:p>
+    <w:p>
+      <w:pPr>
+        <w:ind w:firstLine="360"/>
+      </w:pPr>
+      <w:r>
+        <w:rPr>
+          <w:rFonts w:ascii="Times New Roman" w:hAnsi="Times New Roman" w:eastAsia="宋体"/>
+          <w:sz w:val="21"/>
+        </w:rPr>
+        <w:t>由于不断增长的工作量要求、竞争和教学期望的变化，全球各地的大学都面临着保持讲师质量的越来越大的压力。尽管有足够多的文献探讨了工作满意度、知识能力和动机作为讲师绩效的独立预测因素，但仍未解决的关键差距包括这三个变量对长期卓越绩效的动态相互作用和总体催化影响。本文将通过假设并实证证实一个综合三重中介模型来填补这些空白，该模型将工作满意度置于内在动机和外显知识能力交互影响讲师绩效的中间。我们使用结构方程模型和偏最小二乘估计对三个私立高等教育国家的 468 名讲师的横截面数据进行了检验，以检验基于两条中介路径的两个假设，每一个假设都是：知识能力 → 工作满意度 → 绩效，以及内在动机 → 工作满意度 → 绩效。研究结果表明，工作满意度完全介导知识能力与绩效之间的相关性（β = 0.64，p &lt; 0.001），并部分介导内在动机与绩效的相关性（β = 0.58，p &lt; 0.001）。该模型显示出非常高的拟合指数（CFI = 0.96、RMSEA = 0.048、SRMR = 0.052），并且能够解释讲师表现变化的 71%。重要的是，交互分析表明，当高知识能力和高内在动机同时存在而不是彼此独立时，工作满意度的催化作用会因高知识能力和高内在动机而增强34倍，这意味着乘法而不是加法动力。这些结果为工作满意度作为将知识资源和动机转化为绩效结果的心理过程的关键作用提供了第一个实证支持，这在制度化干预措施中充当了可操作的信息，旨在根据以满意度为中心的人力资源政策实现可持续的讲师卓越。</w:t>
+      </w:r>
+    </w:p>
+    <w:p>
+      <w:pPr>
+        <w:spacing w:before="120"/>
+      </w:pPr>
+      <w:r>
+        <w:rPr>
+          <w:rFonts w:ascii="Times New Roman" w:hAnsi="Times New Roman" w:eastAsia="宋体"/>
+          <w:b/>
+          <w:sz w:val="21"/>
+        </w:rPr>
+        <w:t>English Abstract:</w:t>
+      </w:r>
+    </w:p>
+    <w:p>
+      <w:r>
+        <w:rPr>
+          <w:rFonts w:ascii="Times New Roman" w:hAnsi="Times New Roman" w:eastAsia="宋体"/>
+          <w:sz w:val="21"/>
+        </w:rPr>
+        <w:t>Universities around the globe are faced with the growing pressure of maintaining lecturer quality because of the growing workload requirements, competition, and changes in pedagogical expectations. Despite sufficient literature that has explored job satisfaction, knowledge competence and motivation as independent predictors of lecturer performance, the key gaps that remain unaddressed include dynamic interactions and overall catalytic influences of the three variables on long-term performance excellence. This paper will fill these gaps by hypothesizing and empirically confirming an integrative triple-mediation model that puts job satisfaction in the middle where intrinsic motivation and explicit knowledge competence interactively influence lecturer performance. We used structural equation modelling with partial least squares estimation of cross-sectional data of 468 lecturers in three countries of private higher education to test two hypotheses based on two mediating pathways, each one being: knowledge competence → job satisfaction → performance, and intrinsic motivation → job satisfaction → performance. Findings indicated that job satisfaction has been found to completely mediate the correlation between knowledge competence and performance (β = 0.64, p &lt; 0.001) and partially mediate the intrinsic motivation-performance correlation (β = 0.58, p &lt; 0.001). The model had shown very high fit indices (CFI = 0.96, RMSEA = 0.048, SRMR = 0.052) and it was able to account 71% of the variation in lecturer performance. Importantly, the interaction analysis revealed that job satisfaction has a catalyzing effect augmented by high knowledge competence and high intrinsic motivation by a factor of 34 when present simultaneously as opposed to independent of each other, which implies multiplicative and not additive dynamics. Such results offer the first empirical support on the key role of job satisfaction as the psychological process that converts knowledge resources and motivation to performance results, which act as actionable information in institutionalizing interventions aimed to achieve sustainable lecturer excellence in the light of satisfaction-focused human resource policies.</w:t>
+      </w:r>
+    </w:p>
+    <w:p>
+      <w:r>
+        <w:rPr>
+          <w:rFonts w:ascii="Times New Roman" w:hAnsi="Times New Roman" w:eastAsia="宋体"/>
+          <w:sz w:val="21"/>
+        </w:rPr>
+        <w:t>__________________________________________________</w:t>
+      </w:r>
+    </w:p>
+    <w:p>
+      <w:pPr>
         <w:pStyle w:val="Heading1"/>
       </w:pPr>
       <w:r>
@@ -4208,6 +4321,119 @@
     </w:p>
     <w:p>
       <w:pPr>
+        <w:pStyle w:val="Heading2"/>
+      </w:pPr>
+      <w:r/>
+      <w:r>
+        <w:rPr>
+          <w:rFonts w:ascii="Times New Roman" w:hAnsi="Times New Roman" w:eastAsia="宋体"/>
+          <w:b/>
+          <w:color w:val="000000"/>
+          <w:sz w:val="24"/>
+        </w:rPr>
+        <w:t>基于链嵌入掩码的高安全性浮动概率加密方法</w:t>
+      </w:r>
+    </w:p>
+    <w:p>
+      <w:r>
+        <w:rPr>
+          <w:rFonts w:ascii="Times New Roman" w:hAnsi="Times New Roman" w:eastAsia="宋体"/>
+          <w:b/>
+          <w:color w:val="003264"/>
+          <w:sz w:val="24"/>
+        </w:rPr>
+        <w:t>High-security floating probabilistic encryption methods based on chain-embedded masking</w:t>
+      </w:r>
+    </w:p>
+    <w:p>
+      <w:r>
+        <w:rPr>
+          <w:rFonts w:ascii="Times New Roman" w:hAnsi="Times New Roman" w:eastAsia="宋体"/>
+          <w:sz w:val="21"/>
+        </w:rPr>
+        <w:t>作者: Haisu Qian, Bo Liu, Jianxin Ren, Yaya Mao, Shuaidong Chen, Jianye Zhao, Xiumin Song, Lei Zhu, Qinghua Tian, Rahat Ullah, Dongxu Zhu, Weiming Chen, Jiyuan Wang</w:t>
+        <w:br/>
+      </w:r>
+      <w:r>
+        <w:rPr>
+          <w:rFonts w:ascii="Times New Roman" w:hAnsi="Times New Roman" w:eastAsia="宋体"/>
+          <w:sz w:val="21"/>
+        </w:rPr>
+        <w:t xml:space="preserve">时间: 2026-01-28 | </w:t>
+      </w:r>
+      <w:r>
+        <w:t xml:space="preserve">链接: </w:t>
+      </w:r>
+      <w:hyperlink r:id="rId49">
+        <w:r>
+          <w:rPr>
+            <w:rFonts w:ascii="Times New Roman" w:hAnsi="Times New Roman" w:eastAsia="宋体"/>
+            <w:color w:val="0000FF"/>
+            <w:sz w:val="21"/>
+            <w:u w:val="single"/>
+          </w:rPr>
+          <w:t>https://doi.org/10.1364/oe.584530</w:t>
+        </w:r>
+      </w:hyperlink>
+    </w:p>
+    <w:p>
+      <w:pPr>
+        <w:spacing w:before="120"/>
+      </w:pPr>
+      <w:r>
+        <w:rPr>
+          <w:rFonts w:ascii="Times New Roman" w:hAnsi="Times New Roman" w:eastAsia="宋体"/>
+          <w:b/>
+          <w:sz w:val="21"/>
+        </w:rPr>
+        <w:t>中文摘要:</w:t>
+      </w:r>
+    </w:p>
+    <w:p>
+      <w:pPr>
+        <w:ind w:firstLine="360"/>
+      </w:pPr>
+      <w:r>
+        <w:rPr>
+          <w:rFonts w:ascii="Times New Roman" w:hAnsi="Times New Roman" w:eastAsia="宋体"/>
+          <w:sz w:val="21"/>
+        </w:rPr>
+        <w:t>随着光接入网络对传输性能和安全性的要求不断提高，提出一种基于链式嵌入掩码的高安全性浮动概率加密方法。这种链式结构的星座点以链状图案分布在同心圆上。核心六边形由原点周围第一层上的点形成。然后使用外部三角形将第二层扩展为星形结构，而其余点则固定在最外层的环中。它有效降低了平均传输功率和峰值功率，同时保持最小欧几里德距离为1，从而使星座品质因数（CFM）值为0.444。基于该结构，进一步提出了浮动链嵌入加密方案。采用洛伦兹混沌模型根据“0保持、1移动一步、2移动两步”规则生成动态扰动链状结构内外环星座点位置的序列。在七芯光纤传输系统上进行了实验验证。结果表明，在误码率为 3.8 × 10 -3 时，所提出的分层三角失真六边形 (HTDH) 16 正交幅度调制 (16QAM) 星座与传统 16QAM 相比，接收器灵敏度提高了 0.48 dB。与未加密信号相比，加密信号的灵敏度额外提高了 0.33 dB。这表明该加密机制不仅增强了安全性，而且与星座的能量集中特性相协同，最终实现传输安全性和系统灵敏度的协同优化。</w:t>
+      </w:r>
+    </w:p>
+    <w:p>
+      <w:pPr>
+        <w:spacing w:before="120"/>
+      </w:pPr>
+      <w:r>
+        <w:rPr>
+          <w:rFonts w:ascii="Times New Roman" w:hAnsi="Times New Roman" w:eastAsia="宋体"/>
+          <w:b/>
+          <w:sz w:val="21"/>
+        </w:rPr>
+        <w:t>English Abstract:</w:t>
+      </w:r>
+    </w:p>
+    <w:p>
+      <w:r>
+        <w:rPr>
+          <w:rFonts w:ascii="Times New Roman" w:hAnsi="Times New Roman" w:eastAsia="宋体"/>
+          <w:sz w:val="21"/>
+        </w:rPr>
+        <w:t>With the increasing demands for transmission performance and security in optical access networks, this paper proposes a high-security floating probabilistic encryption method based on chain-embedded masking. The constellation points of this chained structure are distributed in a chain-like pattern across concentric circles. A core hexagon is formed by the points on the first layer around the origin. The second layer is then expanded into a star-shaped structure using external triangles, while the remaining points are fixed in the outermost ring. It effectively reduces both the average transmission power and the peak power while maintaining a minimum Euclidean distance of 1, resulting in a constellation figure of merit (CFM) value of 0.444. Based on this structure, a floating chain-embedded encryption scheme is further proposed. A Lorenz chaotic model is employed to generate sequences that dynamically perturb the positions of the outer-ring constellation points within the chain-like structure according to a “0-hold, 1-shift one step, 2-shift two steps” rule. Experimental validation was performed on a seven-core fiber transmission system. The results demonstrate that at a bit error rate of 3.8 × 10 −3 , the proposed Hierarchical Triangular-Distorted Hexagonal (HTDH) 16 Quadrature Amplitude Modulation (16QAM) constellation achieves a 0.48 dB improvement in receiver sensitivity compared with conventional 16QAM. The encrypted signals exhibit an additional 0.33 dB sensitivity enhancement over unencrypted signals. This indicates that the encryption mechanism not only enhances security but also synergizes with the energy concentration characteristics of the constellation, ultimately achieving co-optimization of transmission security and system sensitivity.</w:t>
+      </w:r>
+    </w:p>
+    <w:p>
+      <w:r>
+        <w:rPr>
+          <w:rFonts w:ascii="Times New Roman" w:hAnsi="Times New Roman" w:eastAsia="宋体"/>
+          <w:sz w:val="21"/>
+        </w:rPr>
+        <w:t>__________________________________________________</w:t>
+      </w:r>
+    </w:p>
+    <w:p>
+      <w:pPr>
         <w:pStyle w:val="Heading1"/>
       </w:pPr>
       <w:r>
@@ -4330,6 +4556,659 @@
           <w:sz w:val="21"/>
         </w:rPr>
         <w:t>Abstract We demonstrate a novel concept for measuring time-varying electric field transients of petahertz-scale photons down to a single-photon regime. We observe a clear breakdown of the classical regime consistent with our Monte Carlo model. We reach unprecedented yoctojoule-level (10⁻²⁴ J) sensitivity and a dynamic range exceeding 90 decibels. We utilize this capability to measure intrapulse light coherence - a regime inaccessible to conventional, time-averaged spectroscopy. This opens new avenues for quantum information, cryptography, and quantum light-matter interactions on sub-cycle time scales with attosecond precision.</w:t>
+      </w:r>
+    </w:p>
+    <w:p>
+      <w:r>
+        <w:rPr>
+          <w:rFonts w:ascii="Times New Roman" w:hAnsi="Times New Roman" w:eastAsia="宋体"/>
+          <w:sz w:val="21"/>
+        </w:rPr>
+        <w:t>__________________________________________________</w:t>
+      </w:r>
+    </w:p>
+    <w:p>
+      <w:pPr>
+        <w:pStyle w:val="Heading1"/>
+      </w:pPr>
+      <w:r>
+        <w:rPr>
+          <w:rFonts w:ascii="Times New Roman" w:hAnsi="Times New Roman" w:eastAsia="宋体"/>
+          <w:b/>
+          <w:color w:val="000000"/>
+          <w:sz w:val="32"/>
+        </w:rPr>
+        <w:t>Light: Advanced Manufacturing</w:t>
+      </w:r>
+    </w:p>
+    <w:p>
+      <w:pPr>
+        <w:jc w:val="center"/>
+      </w:pPr>
+      <w:r>
+        <w:t>--- 更新: 08:27 ---</w:t>
+      </w:r>
+    </w:p>
+    <w:p>
+      <w:pPr>
+        <w:pStyle w:val="Heading2"/>
+      </w:pPr>
+      <w:r/>
+      <w:r>
+        <w:rPr>
+          <w:rFonts w:ascii="Times New Roman" w:hAnsi="Times New Roman" w:eastAsia="宋体"/>
+          <w:b/>
+          <w:color w:val="000000"/>
+          <w:sz w:val="24"/>
+        </w:rPr>
+        <w:t>用于单次全斯托克斯映射的反射式元光栅旋光计：迈向数字组织病理学</w:t>
+      </w:r>
+    </w:p>
+    <w:p>
+      <w:r>
+        <w:rPr>
+          <w:rFonts w:ascii="Times New Roman" w:hAnsi="Times New Roman" w:eastAsia="宋体"/>
+          <w:b/>
+          <w:color w:val="003264"/>
+          <w:sz w:val="24"/>
+        </w:rPr>
+        <w:t>Reflective metagrating polarimeter for single-shot full stokes mapping: toward digital histopathology</w:t>
+      </w:r>
+    </w:p>
+    <w:p>
+      <w:r>
+        <w:rPr>
+          <w:rFonts w:ascii="Times New Roman" w:hAnsi="Times New Roman" w:eastAsia="宋体"/>
+          <w:sz w:val="21"/>
+        </w:rPr>
+        <w:t>作者: Paul Thrane, Chao Meng, Alexander Bykov, Oleksii Sieryi, Fei Ding, Igor Meglinski, Christopher A. Dirdal, Sergey I. Bozhevolnyi</w:t>
+        <w:br/>
+      </w:r>
+      <w:r>
+        <w:rPr>
+          <w:rFonts w:ascii="Times New Roman" w:hAnsi="Times New Roman" w:eastAsia="宋体"/>
+          <w:sz w:val="21"/>
+        </w:rPr>
+        <w:t xml:space="preserve">时间: 2026 | </w:t>
+      </w:r>
+      <w:r>
+        <w:t xml:space="preserve">链接: </w:t>
+      </w:r>
+      <w:hyperlink r:id="rId48">
+        <w:r>
+          <w:rPr>
+            <w:rFonts w:ascii="Times New Roman" w:hAnsi="Times New Roman" w:eastAsia="宋体"/>
+            <w:color w:val="0000FF"/>
+            <w:sz w:val="21"/>
+            <w:u w:val="single"/>
+          </w:rPr>
+          <w:t>https://doi.org/10.37188/lam.2026.030</w:t>
+        </w:r>
+      </w:hyperlink>
+    </w:p>
+    <w:p>
+      <w:pPr>
+        <w:spacing w:before="120"/>
+      </w:pPr>
+      <w:r>
+        <w:rPr>
+          <w:rFonts w:ascii="Times New Roman" w:hAnsi="Times New Roman" w:eastAsia="宋体"/>
+          <w:b/>
+          <w:sz w:val="21"/>
+        </w:rPr>
+        <w:t>中文摘要:</w:t>
+      </w:r>
+    </w:p>
+    <w:p>
+      <w:pPr>
+        <w:ind w:firstLine="360"/>
+      </w:pPr>
+      <w:r>
+        <w:rPr>
+          <w:rFonts w:ascii="Times New Roman" w:hAnsi="Times New Roman" w:eastAsia="宋体"/>
+          <w:sz w:val="21"/>
+        </w:rPr>
+        <w:t>（摘要暂缺，等待官方补全）</w:t>
+      </w:r>
+    </w:p>
+    <w:p>
+      <w:pPr>
+        <w:spacing w:before="120"/>
+      </w:pPr>
+      <w:r>
+        <w:rPr>
+          <w:rFonts w:ascii="Times New Roman" w:hAnsi="Times New Roman" w:eastAsia="宋体"/>
+          <w:b/>
+          <w:sz w:val="21"/>
+        </w:rPr>
+        <w:t>English Abstract:</w:t>
+      </w:r>
+    </w:p>
+    <w:p>
+      <w:r>
+        <w:rPr>
+          <w:rFonts w:ascii="Times New Roman" w:hAnsi="Times New Roman" w:eastAsia="宋体"/>
+          <w:sz w:val="21"/>
+        </w:rPr>
+        <w:t>Abstract not available.</w:t>
+      </w:r>
+    </w:p>
+    <w:p>
+      <w:r>
+        <w:rPr>
+          <w:rFonts w:ascii="Times New Roman" w:hAnsi="Times New Roman" w:eastAsia="宋体"/>
+          <w:sz w:val="21"/>
+        </w:rPr>
+        <w:t>__________________________________________________</w:t>
+      </w:r>
+    </w:p>
+    <w:p>
+      <w:pPr>
+        <w:pStyle w:val="Heading1"/>
+      </w:pPr>
+      <w:r>
+        <w:rPr>
+          <w:rFonts w:ascii="Times New Roman" w:hAnsi="Times New Roman" w:eastAsia="宋体"/>
+          <w:b/>
+          <w:color w:val="000000"/>
+          <w:sz w:val="32"/>
+        </w:rPr>
+        <w:t>Biomedical Optics Express</w:t>
+      </w:r>
+    </w:p>
+    <w:p>
+      <w:pPr>
+        <w:jc w:val="center"/>
+      </w:pPr>
+      <w:r>
+        <w:t>--- 更新: 08:28 ---</w:t>
+      </w:r>
+    </w:p>
+    <w:p>
+      <w:pPr>
+        <w:pStyle w:val="Heading2"/>
+      </w:pPr>
+      <w:r/>
+      <w:r>
+        <w:rPr>
+          <w:rFonts w:ascii="Times New Roman" w:hAnsi="Times New Roman" w:eastAsia="宋体"/>
+          <w:b/>
+          <w:color w:val="000000"/>
+          <w:sz w:val="24"/>
+        </w:rPr>
+        <w:t>用于评估药物-细胞相互作用的高光谱相干反斯托克斯拉曼散射体积投影显微镜</w:t>
+      </w:r>
+    </w:p>
+    <w:p>
+      <w:r>
+        <w:rPr>
+          <w:rFonts w:ascii="Times New Roman" w:hAnsi="Times New Roman" w:eastAsia="宋体"/>
+          <w:b/>
+          <w:color w:val="003264"/>
+          <w:sz w:val="24"/>
+        </w:rPr>
+        <w:t>Hyperspectral coherent anti-Stokes Raman scattering volumetric projection microscopy for assessing drug–cell interaction</w:t>
+      </w:r>
+    </w:p>
+    <w:p>
+      <w:r>
+        <w:rPr>
+          <w:rFonts w:ascii="Times New Roman" w:hAnsi="Times New Roman" w:eastAsia="宋体"/>
+          <w:sz w:val="21"/>
+        </w:rPr>
+        <w:t>作者: Chao Zhang, Yanping Li, Qianglong Yang, Ye Fang, Guangbo Zhang, Sisi Zhou, Rui Hu, Junle Qu, Liwei Liu</w:t>
+        <w:br/>
+      </w:r>
+      <w:r>
+        <w:rPr>
+          <w:rFonts w:ascii="Times New Roman" w:hAnsi="Times New Roman" w:eastAsia="宋体"/>
+          <w:sz w:val="21"/>
+        </w:rPr>
+        <w:t xml:space="preserve">时间: 2026-01-23 | </w:t>
+      </w:r>
+      <w:r>
+        <w:t xml:space="preserve">链接: </w:t>
+      </w:r>
+      <w:hyperlink r:id="rId50">
+        <w:r>
+          <w:rPr>
+            <w:rFonts w:ascii="Times New Roman" w:hAnsi="Times New Roman" w:eastAsia="宋体"/>
+            <w:color w:val="0000FF"/>
+            <w:sz w:val="21"/>
+            <w:u w:val="single"/>
+          </w:rPr>
+          <w:t>https://doi.org/10.1364/boe.584061</w:t>
+        </w:r>
+      </w:hyperlink>
+    </w:p>
+    <w:p>
+      <w:pPr>
+        <w:spacing w:before="120"/>
+      </w:pPr>
+      <w:r>
+        <w:rPr>
+          <w:rFonts w:ascii="Times New Roman" w:hAnsi="Times New Roman" w:eastAsia="宋体"/>
+          <w:b/>
+          <w:sz w:val="21"/>
+        </w:rPr>
+        <w:t>中文摘要:</w:t>
+      </w:r>
+    </w:p>
+    <w:p>
+      <w:pPr>
+        <w:ind w:firstLine="360"/>
+      </w:pPr>
+      <w:r>
+        <w:rPr>
+          <w:rFonts w:ascii="Times New Roman" w:hAnsi="Times New Roman" w:eastAsia="宋体"/>
+          <w:sz w:val="21"/>
+        </w:rPr>
+        <w:t>脂滴作为反映细胞生理状态的动态细胞器，不仅为细胞生命活动提供必需物质，而且其定量分析对于评价药效至关重要。相干反斯托克斯拉曼散射（CARS）显微镜具有免标记、非侵入性、高灵敏度、亚微米分辨率等成像优势，是药效评估的理想工具。然而，传统的高斯光束激发的CARS显微镜需要长时间聚焦进行3D断层扫描，耗时长，造成明显的光损伤，并且容易改变细胞微环境，影响脂滴比例定量分析的准确性。我们采用双贝塞尔光束激发CARS信号，将景深提高5倍，分辨率提高1.17倍，从而能够通过单次2D扫描获取3D信息和体积拉曼光谱。通过光谱相量分割检测用盐酸阿霉素梯度浓度处理的 HeLa 细胞，发现与药物作用相关的脂滴积累减少，支持脂滴的快速定量可视化和药物-细胞相互作用的研究。</w:t>
+      </w:r>
+    </w:p>
+    <w:p>
+      <w:pPr>
+        <w:spacing w:before="120"/>
+      </w:pPr>
+      <w:r>
+        <w:rPr>
+          <w:rFonts w:ascii="Times New Roman" w:hAnsi="Times New Roman" w:eastAsia="宋体"/>
+          <w:b/>
+          <w:sz w:val="21"/>
+        </w:rPr>
+        <w:t>English Abstract:</w:t>
+      </w:r>
+    </w:p>
+    <w:p>
+      <w:r>
+        <w:rPr>
+          <w:rFonts w:ascii="Times New Roman" w:hAnsi="Times New Roman" w:eastAsia="宋体"/>
+          <w:sz w:val="21"/>
+        </w:rPr>
+        <w:t>As dynamic organelles reflecting cellular physiological states, lipid droplets not only provide essential substances for cellular life activities, but also their quantitative analysis is crucial for evaluating drug efficacy. Coherent anti-Stokes Raman scattering (CARS) microscopy, with imaging advantages including label-free, non-invasive, high sensitivity, and submicron resolution, is an ideal tool for drug efficacy assessment. However, traditional CARS microscopy excited by Gaussian beams requires prolonged focusing for 3D tomography, which is time-consuming, causes significant photodamage, and easily alters the cellular microenvironment, affecting the accuracy of quantitative analysis of lipid droplet proportion. We adopted dual Bessel beams to excite CARS signals, increasing the depth of field by 5 times and resolution by 1.17 times, enabling 3D information and volumetric Raman spectra acquisition with a single 2D scan. Detecting HeLa cells treated with gradient concentrations of doxorubicin hydrochloride via spectral phasor segmentation revealed reduced lipid droplet accumulation correlated with drug effect, supporting rapid quantitative visualization of lipid droplets and research on drug-cell interactions.</w:t>
+      </w:r>
+    </w:p>
+    <w:p>
+      <w:r>
+        <w:rPr>
+          <w:rFonts w:ascii="Times New Roman" w:hAnsi="Times New Roman" w:eastAsia="宋体"/>
+          <w:sz w:val="21"/>
+        </w:rPr>
+        <w:t>__________________________________________________</w:t>
+      </w:r>
+    </w:p>
+    <w:p>
+      <w:pPr>
+        <w:pStyle w:val="Heading1"/>
+      </w:pPr>
+      <w:r>
+        <w:rPr>
+          <w:rFonts w:ascii="Times New Roman" w:hAnsi="Times New Roman" w:eastAsia="宋体"/>
+          <w:b/>
+          <w:color w:val="000000"/>
+          <w:sz w:val="32"/>
+        </w:rPr>
+        <w:t>Optics Continuum</w:t>
+      </w:r>
+    </w:p>
+    <w:p>
+      <w:pPr>
+        <w:jc w:val="center"/>
+      </w:pPr>
+      <w:r>
+        <w:t>--- 更新: 08:28 ---</w:t>
+      </w:r>
+    </w:p>
+    <w:p>
+      <w:pPr>
+        <w:pStyle w:val="Heading2"/>
+      </w:pPr>
+      <w:r/>
+      <w:r>
+        <w:rPr>
+          <w:rFonts w:ascii="Times New Roman" w:hAnsi="Times New Roman" w:eastAsia="宋体"/>
+          <w:b/>
+          <w:color w:val="000000"/>
+          <w:sz w:val="24"/>
+        </w:rPr>
+        <w:t>通过近红外快照高光谱成像实时监测蒸散动态</w:t>
+      </w:r>
+    </w:p>
+    <w:p>
+      <w:r>
+        <w:rPr>
+          <w:rFonts w:ascii="Times New Roman" w:hAnsi="Times New Roman" w:eastAsia="宋体"/>
+          <w:b/>
+          <w:color w:val="003264"/>
+          <w:sz w:val="24"/>
+        </w:rPr>
+        <w:t>Real-time monitoring of evapotranspiration dynamics through snapshot hyperspectral imaging at near-infrared</w:t>
+      </w:r>
+    </w:p>
+    <w:p>
+      <w:r>
+        <w:rPr>
+          <w:rFonts w:ascii="Times New Roman" w:hAnsi="Times New Roman" w:eastAsia="宋体"/>
+          <w:sz w:val="21"/>
+        </w:rPr>
+        <w:t>作者: Desheng Zheng, Roger McNichols, Haimu Cao, Christopher Flynn, Razvan I. Stoian, Jiawei Lu, Bruce C. Kindel, Ethan Gutmann, David Alexander, Tomasz S. Tkaczyk</w:t>
+        <w:br/>
+      </w:r>
+      <w:r>
+        <w:rPr>
+          <w:rFonts w:ascii="Times New Roman" w:hAnsi="Times New Roman" w:eastAsia="宋体"/>
+          <w:sz w:val="21"/>
+        </w:rPr>
+        <w:t xml:space="preserve">时间: 2026-01-12 | </w:t>
+      </w:r>
+      <w:r>
+        <w:t xml:space="preserve">链接: </w:t>
+      </w:r>
+      <w:hyperlink r:id="rId51">
+        <w:r>
+          <w:rPr>
+            <w:rFonts w:ascii="Times New Roman" w:hAnsi="Times New Roman" w:eastAsia="宋体"/>
+            <w:color w:val="0000FF"/>
+            <w:sz w:val="21"/>
+            <w:u w:val="single"/>
+          </w:rPr>
+          <w:t>https://doi.org/10.1364/optcon.580185</w:t>
+        </w:r>
+      </w:hyperlink>
+    </w:p>
+    <w:p>
+      <w:pPr>
+        <w:spacing w:before="120"/>
+      </w:pPr>
+      <w:r>
+        <w:rPr>
+          <w:rFonts w:ascii="Times New Roman" w:hAnsi="Times New Roman" w:eastAsia="宋体"/>
+          <w:b/>
+          <w:sz w:val="21"/>
+        </w:rPr>
+        <w:t>中文摘要:</w:t>
+      </w:r>
+    </w:p>
+    <w:p>
+      <w:pPr>
+        <w:ind w:firstLine="360"/>
+      </w:pPr>
+      <w:r>
+        <w:rPr>
+          <w:rFonts w:ascii="Times New Roman" w:hAnsi="Times New Roman" w:eastAsia="宋体"/>
+          <w:sz w:val="21"/>
+        </w:rPr>
+        <w:t>监测大气水蒸气动态对于许多大气和水文应用非常重要，从天气预报和农业实践到气候影响和洪水防备。为了提高监测水蒸气动力学的传统方法的时空分辨率，我们开发了一种在近红外范围（跨度 1100 nm 至 1300 nm）运行的快照光谱成像仪。该成像仪采用定制设计的光纤束重新映射和棱镜色散技术。通过覆盖 1140 nm 处的水蒸气敏感波段和 1260 nm 处的水蒸气不敏感波段，我们的系统有望在挑战传统测量技术的许多异质环境中跟踪水蒸气动态。通过细致的光机械设计，当前的加固配置保持便携性，同时保持约 35,000 个位置的自适应空间采样和 20 多个自适应光谱采样通道。实验室测试验证了其灵敏度，能够检测小至 70 微米的可沉淀水蒸气的变化。在各种植被类型上进行的现场实验展示了成像仪的功效，并证明了成像仪监测不同景观中水蒸气的时间和空间波动的能力。水指数变化的实时绘图为大气、环境、农业和太阳能研究等多种应用带来了希望。此处描述的仪器实现的实时测量提供了监测水蒸气的新功能。</w:t>
+      </w:r>
+    </w:p>
+    <w:p>
+      <w:pPr>
+        <w:spacing w:before="120"/>
+      </w:pPr>
+      <w:r>
+        <w:rPr>
+          <w:rFonts w:ascii="Times New Roman" w:hAnsi="Times New Roman" w:eastAsia="宋体"/>
+          <w:b/>
+          <w:sz w:val="21"/>
+        </w:rPr>
+        <w:t>English Abstract:</w:t>
+      </w:r>
+    </w:p>
+    <w:p>
+      <w:r>
+        <w:rPr>
+          <w:rFonts w:ascii="Times New Roman" w:hAnsi="Times New Roman" w:eastAsia="宋体"/>
+          <w:sz w:val="21"/>
+        </w:rPr>
+        <w:t>Monitoring atmospheric water vapor dynamics is important for many atmospheric and hydrologic applications, ranging from weather forecasting and agricultural practices to climate impacts and flood preparedness. To improve the spatiotemporal resolution of conventional methods for monitoring water vapor dynamics, we have developed a snapshot spectral imager operating in the near-infrared range, spanning 1100 nm to 1300 nm. This imager utilizes a custom-designed fiber bundle remapping and prism dispersion technique. By covering the vapor-sensitive band at 1140 nm and the water vapor-insensitive shoulder at 1260 nm, our system holds promise for tracking water vapor dynamics across many heterogeneous environments that challenge traditional measurement techniques. Through meticulous optomechanical design, the current ruggedized configuration remains portable while maintaining an adaptive spatial sampling of approximately 35,000 locations and over 20 adaptive spectral sampling channels. Laboratory tests have validated its sensitivity, capable of detecting changes as small as 70 micrometers of precipitable water vapor. Field experiments conducted across various vegetation types have showcased the imager's efficacy and demonstrated the imager's ability to monitor temporal and spatial fluctuations in water vapor across different landscapes. Real-time mapping of water index variations holds promise for diverse applications, including atmospheric, environmental, agricultural, and solar energy research. The real-time measurements enabled by the instrument described here provide new capabilities to monitor water vapor.</w:t>
+      </w:r>
+    </w:p>
+    <w:p>
+      <w:r>
+        <w:rPr>
+          <w:rFonts w:ascii="Times New Roman" w:hAnsi="Times New Roman" w:eastAsia="宋体"/>
+          <w:sz w:val="21"/>
+        </w:rPr>
+        <w:t>__________________________________________________</w:t>
+      </w:r>
+    </w:p>
+    <w:p>
+      <w:pPr>
+        <w:pStyle w:val="Heading1"/>
+      </w:pPr>
+      <w:r>
+        <w:rPr>
+          <w:rFonts w:ascii="Times New Roman" w:hAnsi="Times New Roman" w:eastAsia="宋体"/>
+          <w:b/>
+          <w:color w:val="000000"/>
+          <w:sz w:val="32"/>
+        </w:rPr>
+        <w:t>ACS Photonics</w:t>
+      </w:r>
+    </w:p>
+    <w:p>
+      <w:pPr>
+        <w:jc w:val="center"/>
+      </w:pPr>
+      <w:r>
+        <w:t>--- 更新: 08:28 ---</w:t>
+      </w:r>
+    </w:p>
+    <w:p>
+      <w:pPr>
+        <w:pStyle w:val="Heading2"/>
+      </w:pPr>
+      <w:r/>
+      <w:r>
+        <w:rPr>
+          <w:rFonts w:ascii="Times New Roman" w:hAnsi="Times New Roman" w:eastAsia="宋体"/>
+          <w:b/>
+          <w:color w:val="000000"/>
+          <w:sz w:val="24"/>
+        </w:rPr>
+        <w:t>用于高对比度结构照明显微镜的幅度和相位可编程双色光子芯片</w:t>
+      </w:r>
+    </w:p>
+    <w:p>
+      <w:r>
+        <w:rPr>
+          <w:rFonts w:ascii="Times New Roman" w:hAnsi="Times New Roman" w:eastAsia="宋体"/>
+          <w:b/>
+          <w:color w:val="003264"/>
+          <w:sz w:val="24"/>
+        </w:rPr>
+        <w:t>Amplitude- and Phase-Programmable Dual-Color Photonic Chip for High-Contrast Structured Illumination Microscopy</w:t>
+      </w:r>
+    </w:p>
+    <w:p>
+      <w:r>
+        <w:rPr>
+          <w:rFonts w:ascii="Times New Roman" w:hAnsi="Times New Roman" w:eastAsia="宋体"/>
+          <w:sz w:val="21"/>
+        </w:rPr>
+        <w:t>作者: Paolo Maran, Abhiram Rajan, Francesco Ceccarelli, Roberto Osellame, Petra Paiè, Alessia Candeo, Francesca Bragheri, Andrea Bassi</w:t>
+        <w:br/>
+      </w:r>
+      <w:r>
+        <w:rPr>
+          <w:rFonts w:ascii="Times New Roman" w:hAnsi="Times New Roman" w:eastAsia="宋体"/>
+          <w:sz w:val="21"/>
+        </w:rPr>
+        <w:t xml:space="preserve">时间: 2026-02-08 | </w:t>
+      </w:r>
+      <w:r>
+        <w:t xml:space="preserve">链接: </w:t>
+      </w:r>
+      <w:hyperlink r:id="rId52">
+        <w:r>
+          <w:rPr>
+            <w:rFonts w:ascii="Times New Roman" w:hAnsi="Times New Roman" w:eastAsia="宋体"/>
+            <w:color w:val="0000FF"/>
+            <w:sz w:val="21"/>
+            <w:u w:val="single"/>
+          </w:rPr>
+          <w:t>https://doi.org/10.1021/acsphotonics.5c02733</w:t>
+        </w:r>
+      </w:hyperlink>
+    </w:p>
+    <w:p>
+      <w:pPr>
+        <w:spacing w:before="120"/>
+      </w:pPr>
+      <w:r>
+        <w:rPr>
+          <w:rFonts w:ascii="Times New Roman" w:hAnsi="Times New Roman" w:eastAsia="宋体"/>
+          <w:b/>
+          <w:sz w:val="21"/>
+        </w:rPr>
+        <w:t>中文摘要:</w:t>
+      </w:r>
+    </w:p>
+    <w:p>
+      <w:pPr>
+        <w:ind w:firstLine="360"/>
+      </w:pPr>
+      <w:r>
+        <w:rPr>
+          <w:rFonts w:ascii="Times New Roman" w:hAnsi="Times New Roman" w:eastAsia="宋体"/>
+          <w:sz w:val="21"/>
+        </w:rPr>
+        <w:t>（摘要暂缺，等待官方补全）</w:t>
+      </w:r>
+    </w:p>
+    <w:p>
+      <w:pPr>
+        <w:spacing w:before="120"/>
+      </w:pPr>
+      <w:r>
+        <w:rPr>
+          <w:rFonts w:ascii="Times New Roman" w:hAnsi="Times New Roman" w:eastAsia="宋体"/>
+          <w:b/>
+          <w:sz w:val="21"/>
+        </w:rPr>
+        <w:t>English Abstract:</w:t>
+      </w:r>
+    </w:p>
+    <w:p>
+      <w:r>
+        <w:rPr>
+          <w:rFonts w:ascii="Times New Roman" w:hAnsi="Times New Roman" w:eastAsia="宋体"/>
+          <w:sz w:val="21"/>
+        </w:rPr>
+        <w:t>Abstract not available.</w:t>
+      </w:r>
+    </w:p>
+    <w:p>
+      <w:r>
+        <w:rPr>
+          <w:rFonts w:ascii="Times New Roman" w:hAnsi="Times New Roman" w:eastAsia="宋体"/>
+          <w:sz w:val="21"/>
+        </w:rPr>
+        <w:t>__________________________________________________</w:t>
+      </w:r>
+    </w:p>
+    <w:p>
+      <w:pPr>
+        <w:pStyle w:val="Heading2"/>
+      </w:pPr>
+      <w:r/>
+      <w:r>
+        <w:rPr>
+          <w:rFonts w:ascii="Times New Roman" w:hAnsi="Times New Roman" w:eastAsia="宋体"/>
+          <w:b/>
+          <w:color w:val="000000"/>
+          <w:sz w:val="24"/>
+        </w:rPr>
+        <w:t>基于聚焦表面等离子体场和空间光谱融合方法的片上太赫兹干涉传感</w:t>
+      </w:r>
+    </w:p>
+    <w:p>
+      <w:r>
+        <w:rPr>
+          <w:rFonts w:ascii="Times New Roman" w:hAnsi="Times New Roman" w:eastAsia="宋体"/>
+          <w:b/>
+          <w:color w:val="003264"/>
+          <w:sz w:val="24"/>
+        </w:rPr>
+        <w:t>On-Chip Terahertz Interferometric Sensing Based on Focused Surface Plasmonic Field and Spatial Spectral Fusion Methodology</w:t>
+      </w:r>
+    </w:p>
+    <w:p>
+      <w:r>
+        <w:rPr>
+          <w:rFonts w:ascii="Times New Roman" w:hAnsi="Times New Roman" w:eastAsia="宋体"/>
+          <w:sz w:val="21"/>
+        </w:rPr>
+        <w:t>作者: Chengwei Song, Yiming Wang, Yunyun Ji, Peng Shen, Shiqiang Zhao, Liang Ma, Xianghui Wang, Shengjiang Chang, Fei Fan</w:t>
+        <w:br/>
+      </w:r>
+      <w:r>
+        <w:rPr>
+          <w:rFonts w:ascii="Times New Roman" w:hAnsi="Times New Roman" w:eastAsia="宋体"/>
+          <w:sz w:val="21"/>
+        </w:rPr>
+        <w:t xml:space="preserve">时间: 2026-02-09 | </w:t>
+      </w:r>
+      <w:r>
+        <w:t xml:space="preserve">链接: </w:t>
+      </w:r>
+      <w:hyperlink r:id="rId53">
+        <w:r>
+          <w:rPr>
+            <w:rFonts w:ascii="Times New Roman" w:hAnsi="Times New Roman" w:eastAsia="宋体"/>
+            <w:color w:val="0000FF"/>
+            <w:sz w:val="21"/>
+            <w:u w:val="single"/>
+          </w:rPr>
+          <w:t>https://doi.org/10.1021/acsphotonics.5c03087</w:t>
+        </w:r>
+      </w:hyperlink>
+    </w:p>
+    <w:p>
+      <w:pPr>
+        <w:spacing w:before="120"/>
+      </w:pPr>
+      <w:r>
+        <w:rPr>
+          <w:rFonts w:ascii="Times New Roman" w:hAnsi="Times New Roman" w:eastAsia="宋体"/>
+          <w:b/>
+          <w:sz w:val="21"/>
+        </w:rPr>
+        <w:t>中文摘要:</w:t>
+      </w:r>
+    </w:p>
+    <w:p>
+      <w:pPr>
+        <w:ind w:firstLine="360"/>
+      </w:pPr>
+      <w:r>
+        <w:rPr>
+          <w:rFonts w:ascii="Times New Roman" w:hAnsi="Times New Roman" w:eastAsia="宋体"/>
+          <w:sz w:val="21"/>
+        </w:rPr>
+        <w:t>（摘要暂缺，等待官方补全）</w:t>
+      </w:r>
+    </w:p>
+    <w:p>
+      <w:pPr>
+        <w:spacing w:before="120"/>
+      </w:pPr>
+      <w:r>
+        <w:rPr>
+          <w:rFonts w:ascii="Times New Roman" w:hAnsi="Times New Roman" w:eastAsia="宋体"/>
+          <w:b/>
+          <w:sz w:val="21"/>
+        </w:rPr>
+        <w:t>English Abstract:</w:t>
+      </w:r>
+    </w:p>
+    <w:p>
+      <w:r>
+        <w:rPr>
+          <w:rFonts w:ascii="Times New Roman" w:hAnsi="Times New Roman" w:eastAsia="宋体"/>
+          <w:sz w:val="21"/>
+        </w:rPr>
+        <w:t>Abstract not available.</w:t>
       </w:r>
     </w:p>
     <w:p>

--- a/Optical_Papers_260210.docx
+++ b/Optical_Papers_260210.docx
@@ -2538,6 +2538,345 @@
     </w:p>
     <w:p>
       <w:pPr>
+        <w:pStyle w:val="Heading2"/>
+      </w:pPr>
+      <w:r/>
+      <w:r>
+        <w:rPr>
+          <w:rFonts w:ascii="Times New Roman" w:hAnsi="Times New Roman" w:eastAsia="宋体"/>
+          <w:b/>
+          <w:color w:val="000000"/>
+          <w:sz w:val="24"/>
+        </w:rPr>
+        <w:t>PCSA-Net：使用 CT 图像进行多类肾脏疾病诊断的金字塔通道和空间注意网络</w:t>
+      </w:r>
+    </w:p>
+    <w:p>
+      <w:r>
+        <w:rPr>
+          <w:rFonts w:ascii="Times New Roman" w:hAnsi="Times New Roman" w:eastAsia="宋体"/>
+          <w:b/>
+          <w:color w:val="003264"/>
+          <w:sz w:val="24"/>
+        </w:rPr>
+        <w:t>PCSA-Net: pyramid channel and spatial attention network for multiclass renal disease diagnosis using CT images</w:t>
+      </w:r>
+    </w:p>
+    <w:p>
+      <w:r>
+        <w:rPr>
+          <w:rFonts w:ascii="Times New Roman" w:hAnsi="Times New Roman" w:eastAsia="宋体"/>
+          <w:sz w:val="21"/>
+        </w:rPr>
+        <w:t>作者: Nahed Tawfik, Heba M. Emara, Walid El-Shafai, Naglaa F. Soliman, Abeer D. Algarni, Fathi E. Abd El-Samie</w:t>
+        <w:br/>
+      </w:r>
+      <w:r>
+        <w:rPr>
+          <w:rFonts w:ascii="Times New Roman" w:hAnsi="Times New Roman" w:eastAsia="宋体"/>
+          <w:sz w:val="21"/>
+        </w:rPr>
+        <w:t xml:space="preserve">时间: 2026-02-09 | </w:t>
+      </w:r>
+      <w:r>
+        <w:t xml:space="preserve">链接: </w:t>
+      </w:r>
+      <w:hyperlink r:id="rId54">
+        <w:r>
+          <w:rPr>
+            <w:rFonts w:ascii="Times New Roman" w:hAnsi="Times New Roman" w:eastAsia="宋体"/>
+            <w:color w:val="0000FF"/>
+            <w:sz w:val="21"/>
+            <w:u w:val="single"/>
+          </w:rPr>
+          <w:t>https://doi.org/10.1038/s41598-025-12335-6</w:t>
+        </w:r>
+      </w:hyperlink>
+    </w:p>
+    <w:p>
+      <w:pPr>
+        <w:spacing w:before="120"/>
+      </w:pPr>
+      <w:r>
+        <w:rPr>
+          <w:rFonts w:ascii="Times New Roman" w:hAnsi="Times New Roman" w:eastAsia="宋体"/>
+          <w:b/>
+          <w:sz w:val="21"/>
+        </w:rPr>
+        <w:t>中文摘要:</w:t>
+      </w:r>
+    </w:p>
+    <w:p>
+      <w:pPr>
+        <w:ind w:firstLine="360"/>
+      </w:pPr>
+      <w:r>
+        <w:rPr>
+          <w:rFonts w:ascii="Times New Roman" w:hAnsi="Times New Roman" w:eastAsia="宋体"/>
+          <w:sz w:val="21"/>
+        </w:rPr>
+        <w:t>肾衰竭是一个紧迫的全球健康问题，而肾病专家的普遍短缺进一步加剧了这一问题，因此需要开发人工智能 (AI) 驱动的系统来自动诊断肾病。这项研究的重点是三种主要肾脏疾病的诊断：肾结石、肿瘤和囊肿。深度学习 (DL) 的最新进展凸显了注意力机制在增强卷积神经网络 (CNN) 性能方面的潜力，特别是在医学图像分析方面。在这种情况下，我们提出了一种称为金字塔通道和空间注意力（PCSA）的新方法，它依靠金字塔多尺度卷积通过提取空间和通道注意力权重来重建特征表示。这种双权重提取有助于多尺度上下文信息的精确集成，从而提高模型定位和聚焦医学图像中复杂区域的能力。 PCSA 模块被设计为即插即用组件，可以无缝集成到各种 CNN 主干架构中，以提高诊断准确性。为了验证其有效性，我们将 PCSA 模块合并到多个骨干网络中并评估其性能。实验结果表明，PCSA 增强的网络优于多种最先进的图像分类方法，在肾脏疾病分类方面实现了卓越的准确性。尽管目前的研究重点是三种特定的肾脏疾病，但 PCSA-Net 的模块化架构允许未来适应更广泛的肾脏病理。这些发现强调了所提出的 PCSA 模块在支持临床环境中自动化、准确和可扩展的肾脏疾病诊断方面的潜力。模块化设计还增强了模型对实际部署的适用性，从而能够集成到不同的诊断工作流程中。</w:t>
+      </w:r>
+    </w:p>
+    <w:p>
+      <w:pPr>
+        <w:spacing w:before="120"/>
+      </w:pPr>
+      <w:r>
+        <w:rPr>
+          <w:rFonts w:ascii="Times New Roman" w:hAnsi="Times New Roman" w:eastAsia="宋体"/>
+          <w:b/>
+          <w:sz w:val="21"/>
+        </w:rPr>
+        <w:t>English Abstract:</w:t>
+      </w:r>
+    </w:p>
+    <w:p>
+      <w:r>
+        <w:rPr>
+          <w:rFonts w:ascii="Times New Roman" w:hAnsi="Times New Roman" w:eastAsia="宋体"/>
+          <w:sz w:val="21"/>
+        </w:rPr>
+        <w:t>Kidney failure represents a pressing global health concern, further exacerbated by the widespread shortage of nephrologists, thereby necessitating the development of ِِِArtificial Intelligence (AI)-driven systems for automated renal disease diagnosis. This study focuses on the diagnosis of three major renal conditions: kidney stones, tumors, and cysts. Recent advancements in Deep Learning (DL) have highlighted the potential of attention mechanisms in enhancing the performance of Convolutional Neural Networks (CNNs), particularly in medical image analysis. In this context, we propose a novel method termed Pyramid Channel and Spatial Attention (PCSA), which depends on pyramidal multiscale convolution to reconstruct feature representations by extracting both spatial and channel attention weights. This dual-weight extraction facilitates the precise integration of multiscale contextual information, thereby improving the model capability to localize and focus on complex regions within medical images. The PCSA module is designed as a plug-and-play component that can be seamlessly integrated into various CNN backbone architectures to enhance diagnostic accuracy. To validate its effectiveness, we incorporate the PCSA module into several backbone networks and evaluate its performance. Experimental results demonstrate that PCSA-enhanced networks outperform multiple state-of-the-art image classification methods, achieving superior accuracy in renal disease classification. Although the current study focuses on three specific renal conditions, the modular architecture of PCSA-Net allows for future adaptation to a broader spectrum of renal pathologies. These findings underscore the potential of the proposed PCSA module to support automated, accurate, and scalable kidney disease diagnosis in clinical settings. The modular design also enhances the model suitability for real-world deployment, enabling integration into diverse diagnostic workflows.</w:t>
+      </w:r>
+    </w:p>
+    <w:p>
+      <w:r>
+        <w:rPr>
+          <w:rFonts w:ascii="Times New Roman" w:hAnsi="Times New Roman" w:eastAsia="宋体"/>
+          <w:sz w:val="21"/>
+        </w:rPr>
+        <w:t>__________________________________________________</w:t>
+      </w:r>
+    </w:p>
+    <w:p>
+      <w:pPr>
+        <w:pStyle w:val="Heading2"/>
+      </w:pPr>
+      <w:r/>
+      <w:r>
+        <w:rPr>
+          <w:rFonts w:ascii="Times New Roman" w:hAnsi="Times New Roman" w:eastAsia="宋体"/>
+          <w:b/>
+          <w:color w:val="000000"/>
+          <w:sz w:val="24"/>
+        </w:rPr>
+        <w:t>优化 Syagrus romanzoffiana 纤维生物复合材料的钻孔性能：通过 RSM 和 ANN 建模最大限度地减少分层</w:t>
+      </w:r>
+    </w:p>
+    <w:p>
+      <w:r>
+        <w:rPr>
+          <w:rFonts w:ascii="Times New Roman" w:hAnsi="Times New Roman" w:eastAsia="宋体"/>
+          <w:b/>
+          <w:color w:val="003264"/>
+          <w:sz w:val="24"/>
+        </w:rPr>
+        <w:t>Optimizing the drilling performance of Syagrus romanzoffiana fiber biocomposites: minimizing delamination with RSM and ANN modeling</w:t>
+      </w:r>
+    </w:p>
+    <w:p>
+      <w:r>
+        <w:rPr>
+          <w:rFonts w:ascii="Times New Roman" w:hAnsi="Times New Roman" w:eastAsia="宋体"/>
+          <w:sz w:val="21"/>
+        </w:rPr>
+        <w:t>作者: Oussama Ferfari, Ahmed Belaadi, Prabu Krishnasamy, Djamel Ghernaout, Herbert Mukalazi</w:t>
+        <w:br/>
+      </w:r>
+      <w:r>
+        <w:rPr>
+          <w:rFonts w:ascii="Times New Roman" w:hAnsi="Times New Roman" w:eastAsia="宋体"/>
+          <w:sz w:val="21"/>
+        </w:rPr>
+        <w:t xml:space="preserve">时间: 2026-02-09 | </w:t>
+      </w:r>
+      <w:r>
+        <w:t xml:space="preserve">链接: </w:t>
+      </w:r>
+      <w:hyperlink r:id="rId55">
+        <w:r>
+          <w:rPr>
+            <w:rFonts w:ascii="Times New Roman" w:hAnsi="Times New Roman" w:eastAsia="宋体"/>
+            <w:color w:val="0000FF"/>
+            <w:sz w:val="21"/>
+            <w:u w:val="single"/>
+          </w:rPr>
+          <w:t>https://doi.org/10.1038/s41598-026-38618-0</w:t>
+        </w:r>
+      </w:hyperlink>
+    </w:p>
+    <w:p>
+      <w:pPr>
+        <w:spacing w:before="120"/>
+      </w:pPr>
+      <w:r>
+        <w:rPr>
+          <w:rFonts w:ascii="Times New Roman" w:hAnsi="Times New Roman" w:eastAsia="宋体"/>
+          <w:b/>
+          <w:sz w:val="21"/>
+        </w:rPr>
+        <w:t>中文摘要:</w:t>
+      </w:r>
+    </w:p>
+    <w:p>
+      <w:pPr>
+        <w:ind w:firstLine="360"/>
+      </w:pPr>
+      <w:r>
+        <w:rPr>
+          <w:rFonts w:ascii="Times New Roman" w:hAnsi="Times New Roman" w:eastAsia="宋体"/>
+          <w:sz w:val="21"/>
+        </w:rPr>
+        <w:t>本研究评估了 Syagrus romanzoffiana 纤维增强生物环氧生物复合材料的钻孔性能，重点是减少分层以更好地工业用途。对纤维含量为 30% 的手糊复合材料层压板进行了钻孔实验研究。该研究研究了各种因素——钻头类型（高速钢（HSS）和氮化钛涂层高速钢（HSS-TiN））、钻头直径（d，5-10毫米）、主轴转速（N，800-1600转/分钟）和进给速度（f，50-150毫米/分钟）——如何影响分层损坏，并通过数字图像分析通过分层系数（Fd）进行测量。 Fd 的预测模型是使用响应面方法 (RSM) 和人工神经网络 (ANN) 创建的。结果表明，ANN模型比二次RSM模型具有更高的预测精度（R2&gt;0.966，均方根误差（RMSE）&lt;0.032）。分析确定 f 是对分层影响最大的因素，其次是 d。此外，HSS-TiN 刀具的性能优于标准 HSS 钻头。使用意愿函数进行优化，在 f 为 50 mm/min、N 为 1419.49 rpm、d 为 10 mm 时，HSS-TiN 的最小 Fd 值为 1.02319，HSS 的最小 Fd 值为 1.03199。通过方差分析（p &lt; 0.0001）证实 RSM 模型具有统计显着性，这也揭示了 f 和 N 之间的显着相互作用。这些结果表明，在可比较的干钻条件下，该生物复合材料可实现的孔质量与碳纤维增强聚合物和玻璃纤维增​​强聚合物的孔质量相当或超过。这一证据支持了其在汽车、体育用品和非关键航空航天零部件等行业的应用潜力。</w:t>
+      </w:r>
+    </w:p>
+    <w:p>
+      <w:pPr>
+        <w:spacing w:before="120"/>
+      </w:pPr>
+      <w:r>
+        <w:rPr>
+          <w:rFonts w:ascii="Times New Roman" w:hAnsi="Times New Roman" w:eastAsia="宋体"/>
+          <w:b/>
+          <w:sz w:val="21"/>
+        </w:rPr>
+        <w:t>English Abstract:</w:t>
+      </w:r>
+    </w:p>
+    <w:p>
+      <w:r>
+        <w:rPr>
+          <w:rFonts w:ascii="Times New Roman" w:hAnsi="Times New Roman" w:eastAsia="宋体"/>
+          <w:sz w:val="21"/>
+        </w:rPr>
+        <w:t>This study evaluates the drilling performance of Syagrus romanzoffiana fiber-reinforced bio-epoxy biocomposites, focusing on reducing delamination for better industrial use. An experimental investigation was conducted on drilling composite laminates made by hand lay-up with 30% fiber content. The research examined how various factors—drill bit type (high-speed steel (HSS) and HSS coated with titanium nitride (HSS-TiN)), drill diameter (d, 5–10 mm), spindle speed (N, 800–1600 rpm), and feed rate (f, 50–150 mm/min)—influenced delamination damage, measured by the delamination factor (Fd) through digital image analysis. Predictive models for Fd were created using Response Surface Methodology (RSM) and an Artificial Neural Network (ANN). Results showed that the ANN model had higher predictive accuracy (R2 &gt; 0.966, root mean square error (RMSE) &lt; 0.032) than the quadratic RSM model. The analysis identified f as the most influential factor on delamination, followed by d. Additionally, HSS-TiN tools outperformed standard HSS bits. Optimization using a desirability function produced minimum Fd values of 1.02319 for HSS-TiN and 1.03199 for HSS at an f of 50 mm/min, N of 1419.49 rpm, and d of 10 mm. The RSM model was confirmed to be statistically significant through analysis of variance (p &lt; 0.0001), which also revealed a notable interaction between f and N. These results indicate that the hole quality achievable in this biocomposite matches or surpasses that of carbon fiber-reinforced polymer and glass fiber-reinforced polymer under comparable dry drilling conditions. This evidence supports its potential for use in industries such as automotive, sporting goods, and non-critical aerospace components.</w:t>
+      </w:r>
+    </w:p>
+    <w:p>
+      <w:r>
+        <w:rPr>
+          <w:rFonts w:ascii="Times New Roman" w:hAnsi="Times New Roman" w:eastAsia="宋体"/>
+          <w:sz w:val="21"/>
+        </w:rPr>
+        <w:t>__________________________________________________</w:t>
+      </w:r>
+    </w:p>
+    <w:p>
+      <w:pPr>
+        <w:pStyle w:val="Heading2"/>
+      </w:pPr>
+      <w:r/>
+      <w:r>
+        <w:rPr>
+          <w:rFonts w:ascii="Times New Roman" w:hAnsi="Times New Roman" w:eastAsia="宋体"/>
+          <w:b/>
+          <w:color w:val="000000"/>
+          <w:sz w:val="24"/>
+        </w:rPr>
+        <w:t>苯扎氯铵离子液体碳钢缓蚀剂的合成与评价</w:t>
+      </w:r>
+    </w:p>
+    <w:p>
+      <w:r>
+        <w:rPr>
+          <w:rFonts w:ascii="Times New Roman" w:hAnsi="Times New Roman" w:eastAsia="宋体"/>
+          <w:b/>
+          <w:color w:val="003264"/>
+          <w:sz w:val="24"/>
+        </w:rPr>
+        <w:t>Synthesis and assessment of ionic liquid derived from benzalkonium chloride as corrosion inhibitor for carbon steel</w:t>
+      </w:r>
+    </w:p>
+    <w:p>
+      <w:r>
+        <w:rPr>
+          <w:rFonts w:ascii="Times New Roman" w:hAnsi="Times New Roman" w:eastAsia="宋体"/>
+          <w:sz w:val="21"/>
+        </w:rPr>
+        <w:t>作者: Ashraf M. Ashmawy, Reda Abdel-Hameed, Odeh A. O. Alshammari, Maher I. Nessim, Modather F. Hussein, Abdalrahman G. Al-Gamal</w:t>
+        <w:br/>
+      </w:r>
+      <w:r>
+        <w:rPr>
+          <w:rFonts w:ascii="Times New Roman" w:hAnsi="Times New Roman" w:eastAsia="宋体"/>
+          <w:sz w:val="21"/>
+        </w:rPr>
+        <w:t xml:space="preserve">时间: 2026-02-09 | </w:t>
+      </w:r>
+      <w:r>
+        <w:t xml:space="preserve">链接: </w:t>
+      </w:r>
+      <w:hyperlink r:id="rId56">
+        <w:r>
+          <w:rPr>
+            <w:rFonts w:ascii="Times New Roman" w:hAnsi="Times New Roman" w:eastAsia="宋体"/>
+            <w:color w:val="0000FF"/>
+            <w:sz w:val="21"/>
+            <w:u w:val="single"/>
+          </w:rPr>
+          <w:t>https://doi.org/10.1038/s41598-025-14549-0</w:t>
+        </w:r>
+      </w:hyperlink>
+    </w:p>
+    <w:p>
+      <w:pPr>
+        <w:spacing w:before="120"/>
+      </w:pPr>
+      <w:r>
+        <w:rPr>
+          <w:rFonts w:ascii="Times New Roman" w:hAnsi="Times New Roman" w:eastAsia="宋体"/>
+          <w:b/>
+          <w:sz w:val="21"/>
+        </w:rPr>
+        <w:t>中文摘要:</w:t>
+      </w:r>
+    </w:p>
+    <w:p>
+      <w:pPr>
+        <w:ind w:firstLine="360"/>
+      </w:pPr>
+      <w:r>
+        <w:rPr>
+          <w:rFonts w:ascii="Times New Roman" w:hAnsi="Times New Roman" w:eastAsia="宋体"/>
+          <w:sz w:val="21"/>
+        </w:rPr>
+        <w:t>腐蚀给材料行业带来了重大挑战，特别是当碳钢（C 钢）处于 1 M HCl 等高腐蚀性环境中时。在本研究中，使用光谱技术合成并表征了四种离子液体（IL）-1-苄基-1-甲基哌啶-1-氯化鎓（ILI）、1-苄基-2-甲基吡啶-1-氯化鎓（ILII）、1-苄基-3-甲基吡啶-1-氯化鎓（ILIII）和1-苄基-4-甲基吡啶-1-氯化鎓（ILIV），包括FT-IR 和 1HNMR。动电位极化 (PP)、电化学阻抗谱 (EIS) 和电化学调频 (EFM) 等电化学分析表明，碳钢在 1 M HCl 中具有优异的保护性能，在最佳浓度 100 ppm 时最大抑制率达到 97%。极化和阻抗分析的见解证实，这些化合物通过粘附在钢表面上而充当混合型抑制剂。吸附行为遵循 Langmuir 等温线模型，ΔG0 ads 值表明物理吸附和化学吸附的结合。量子化学评估验证了实验结果，表明ILII-ILIV由于具有两个芳香环，由于其HOMO-LUMO能隙减小而表现出优异的表面相互作用和抑制效率。这些发现证实了所测试的 IL 在酸性介质中具有强大的抑制潜力。</w:t>
+      </w:r>
+    </w:p>
+    <w:p>
+      <w:pPr>
+        <w:spacing w:before="120"/>
+      </w:pPr>
+      <w:r>
+        <w:rPr>
+          <w:rFonts w:ascii="Times New Roman" w:hAnsi="Times New Roman" w:eastAsia="宋体"/>
+          <w:b/>
+          <w:sz w:val="21"/>
+        </w:rPr>
+        <w:t>English Abstract:</w:t>
+      </w:r>
+    </w:p>
+    <w:p>
+      <w:r>
+        <w:rPr>
+          <w:rFonts w:ascii="Times New Roman" w:hAnsi="Times New Roman" w:eastAsia="宋体"/>
+          <w:sz w:val="21"/>
+        </w:rPr>
+        <w:t>Corrosion poses a significant challenge in the materials industry, especially when carbon steel (C-steel) is subjected to highly corrosive environments such as 1 M HCl. In this study, four ionic liquids (ILs)-1-benzyl-1-methylpiperidin-1-ium chloride (ILI), 1-benzyl-2-methylpyridin-1-ium chloride (ILII), 1-benzyl-3-methylpyridin-1-ium chloride (ILIII), and 1-benzyl-4-methylpyridin-1-ium chloride (ILIV) were synthesized and characterized using spectroscopic techniques, including FT-IR and 1HNMR. Electrochemical analyses such as potentiodynamic polarization (PP), electrochemical impedance spectroscopy (EIS), and electrochemical frequency modulation (EFM) demonstrated excellent protective performance for C-steel in 1 M HCl, reaching a maximum inhibition of 97% at an optimum concentration of 100 ppm. Insights from polarization and impedance analyses confirmed that these compounds act as mixed-type inhibitors by adhering to the steel surface. The adsorption behavior followed the Langmuir isotherm model, with ΔG0 ads values suggesting a combination of physisorption and chemisorption. Quantum chemical assessments validated the experimental results, indicating that ILII–ILIV, due to their two aromatic rings, exhibited superior surface interaction and inhibition efficiency because of their reduced HOMO-LUMO energy gaps. These findings affirm the strong inhibitory potential of the tested ILs in acidic media.</w:t>
+      </w:r>
+    </w:p>
+    <w:p>
+      <w:r>
+        <w:rPr>
+          <w:rFonts w:ascii="Times New Roman" w:hAnsi="Times New Roman" w:eastAsia="宋体"/>
+          <w:sz w:val="21"/>
+        </w:rPr>
+        <w:t>__________________________________________________</w:t>
+      </w:r>
+    </w:p>
+    <w:p>
+      <w:pPr>
         <w:pStyle w:val="Heading1"/>
       </w:pPr>
       <w:r>
@@ -4569,6 +4908,119 @@
     </w:p>
     <w:p>
       <w:pPr>
+        <w:pStyle w:val="Heading2"/>
+      </w:pPr>
+      <w:r/>
+      <w:r>
+        <w:rPr>
+          <w:rFonts w:ascii="Times New Roman" w:hAnsi="Times New Roman" w:eastAsia="宋体"/>
+          <w:b/>
+          <w:color w:val="000000"/>
+          <w:sz w:val="24"/>
+        </w:rPr>
+        <w:t>非互易光相互作用中异常的冲量-动量关系</w:t>
+      </w:r>
+    </w:p>
+    <w:p>
+      <w:r>
+        <w:rPr>
+          <w:rFonts w:ascii="Times New Roman" w:hAnsi="Times New Roman" w:eastAsia="宋体"/>
+          <w:b/>
+          <w:color w:val="003264"/>
+          <w:sz w:val="24"/>
+        </w:rPr>
+        <w:t>Unusual impulse-momentum relationship in non-reciprocal light interactions</w:t>
+      </w:r>
+    </w:p>
+    <w:p>
+      <w:r>
+        <w:rPr>
+          <w:rFonts w:ascii="Times New Roman" w:hAnsi="Times New Roman" w:eastAsia="宋体"/>
+          <w:sz w:val="21"/>
+        </w:rPr>
+        <w:t>作者: Yuhui Zhuang, Juan Wu, Siyu Li, Yi Hu, Zhigang Chen, Jingjun Xu</w:t>
+        <w:br/>
+      </w:r>
+      <w:r>
+        <w:rPr>
+          <w:rFonts w:ascii="Times New Roman" w:hAnsi="Times New Roman" w:eastAsia="宋体"/>
+          <w:sz w:val="21"/>
+        </w:rPr>
+        <w:t xml:space="preserve">时间: 2026-02-09 | </w:t>
+      </w:r>
+      <w:r>
+        <w:t xml:space="preserve">链接: </w:t>
+      </w:r>
+      <w:hyperlink r:id="rId63">
+        <w:r>
+          <w:rPr>
+            <w:rFonts w:ascii="Times New Roman" w:hAnsi="Times New Roman" w:eastAsia="宋体"/>
+            <w:color w:val="0000FF"/>
+            <w:sz w:val="21"/>
+            <w:u w:val="single"/>
+          </w:rPr>
+          <w:t>https://doi.org/10.1038/s41377-025-02139-8</w:t>
+        </w:r>
+      </w:hyperlink>
+    </w:p>
+    <w:p>
+      <w:pPr>
+        <w:spacing w:before="120"/>
+      </w:pPr>
+      <w:r>
+        <w:rPr>
+          <w:rFonts w:ascii="Times New Roman" w:hAnsi="Times New Roman" w:eastAsia="宋体"/>
+          <w:b/>
+          <w:sz w:val="21"/>
+        </w:rPr>
+        <w:t>中文摘要:</w:t>
+      </w:r>
+    </w:p>
+    <w:p>
+      <w:pPr>
+        <w:ind w:firstLine="360"/>
+      </w:pPr>
+      <w:r>
+        <w:rPr>
+          <w:rFonts w:ascii="Times New Roman" w:hAnsi="Times New Roman" w:eastAsia="宋体"/>
+          <w:sz w:val="21"/>
+        </w:rPr>
+        <w:t>摘要 非互惠相互作用以作用和反应之间的不对称关系为特征，是生命和人工系统中奇异现象的基础。尽管进行了广泛的研究，但它们在波的非线性相互作用中的研究还很有限。在这项工作中，我们报告了光学孤立波的不寻常的脉冲动量关系，其内部相互作用是不可逆的。相对于施加到其两个分量之一的脉冲，孤立波获得增强的动量或反向的动量。在孤立波未被击穿的情况下，冲量-动量关系被发现是线性的，但其斜率却很不寻常——要么超过1，要么甚至为负。我们的结果可能引发与非互易波相互作用相关的更基本的考虑，这对于设计新颖的非厄米设备非常有用。</w:t>
+      </w:r>
+    </w:p>
+    <w:p>
+      <w:pPr>
+        <w:spacing w:before="120"/>
+      </w:pPr>
+      <w:r>
+        <w:rPr>
+          <w:rFonts w:ascii="Times New Roman" w:hAnsi="Times New Roman" w:eastAsia="宋体"/>
+          <w:b/>
+          <w:sz w:val="21"/>
+        </w:rPr>
+        <w:t>English Abstract:</w:t>
+      </w:r>
+    </w:p>
+    <w:p>
+      <w:r>
+        <w:rPr>
+          <w:rFonts w:ascii="Times New Roman" w:hAnsi="Times New Roman" w:eastAsia="宋体"/>
+          <w:sz w:val="21"/>
+        </w:rPr>
+        <w:t>Abstract Non-reciprocal interactions, featured with an asymmetric relation between action and reaction, underpin exotic phenomena across living and artificial systems. Albeit extensively studied, they have been largely underexplored in nonlinear interactions of waves. In this work, we report an unusual impulse-momentum relationship for an optical solitary wave whose internal interactions are non-reciprocal. The solitary wave gains either an enhanced or a reversed momentum relative to an impulse that is applied to one of its two components. In the regime where the solitary wave is not broken down, the impulse-momentum relationship is found to be linear, yet its slope is unusual - either exceeding one or even being negative. Our results may initiate more fundamental considerations related to non-reciprocal wave interactions that are useful for designing novel non-Hermitian devices.</w:t>
+      </w:r>
+    </w:p>
+    <w:p>
+      <w:r>
+        <w:rPr>
+          <w:rFonts w:ascii="Times New Roman" w:hAnsi="Times New Roman" w:eastAsia="宋体"/>
+          <w:sz w:val="21"/>
+        </w:rPr>
+        <w:t>__________________________________________________</w:t>
+      </w:r>
+    </w:p>
+    <w:p>
+      <w:pPr>
         <w:pStyle w:val="Heading1"/>
       </w:pPr>
       <w:r>
@@ -4704,6 +5156,119 @@
     </w:p>
     <w:p>
       <w:pPr>
+        <w:pStyle w:val="Heading2"/>
+      </w:pPr>
+      <w:r/>
+      <w:r>
+        <w:rPr>
+          <w:rFonts w:ascii="Times New Roman" w:hAnsi="Times New Roman" w:eastAsia="宋体"/>
+          <w:b/>
+          <w:color w:val="000000"/>
+          <w:sz w:val="24"/>
+        </w:rPr>
+        <w:t>用于集成光学衍射器件的石英上支持激光纳米打印的多级纳米级相位编码</w:t>
+      </w:r>
+    </w:p>
+    <w:p>
+      <w:r>
+        <w:rPr>
+          <w:rFonts w:ascii="Times New Roman" w:hAnsi="Times New Roman" w:eastAsia="宋体"/>
+          <w:b/>
+          <w:color w:val="003264"/>
+          <w:sz w:val="24"/>
+        </w:rPr>
+        <w:t>Laser-nanoprinting-enabled multilevel nanoscale phase encoding on quartz for integrated optical diffractive devices</w:t>
+      </w:r>
+    </w:p>
+    <w:p>
+      <w:r>
+        <w:rPr>
+          <w:rFonts w:ascii="Times New Roman" w:hAnsi="Times New Roman" w:eastAsia="宋体"/>
+          <w:sz w:val="21"/>
+        </w:rPr>
+        <w:t>作者: Haitao Luan, Youtao Xing, Yuchi Bai, Yibo Dong, Min Gu</w:t>
+        <w:br/>
+      </w:r>
+      <w:r>
+        <w:rPr>
+          <w:rFonts w:ascii="Times New Roman" w:hAnsi="Times New Roman" w:eastAsia="宋体"/>
+          <w:sz w:val="21"/>
+        </w:rPr>
+        <w:t xml:space="preserve">时间: 2026 | </w:t>
+      </w:r>
+      <w:r>
+        <w:t xml:space="preserve">链接: </w:t>
+      </w:r>
+      <w:hyperlink r:id="rId57">
+        <w:r>
+          <w:rPr>
+            <w:rFonts w:ascii="Times New Roman" w:hAnsi="Times New Roman" w:eastAsia="宋体"/>
+            <w:color w:val="0000FF"/>
+            <w:sz w:val="21"/>
+            <w:u w:val="single"/>
+          </w:rPr>
+          <w:t>https://doi.org/10.37188/lam.2026.031</w:t>
+        </w:r>
+      </w:hyperlink>
+    </w:p>
+    <w:p>
+      <w:pPr>
+        <w:spacing w:before="120"/>
+      </w:pPr>
+      <w:r>
+        <w:rPr>
+          <w:rFonts w:ascii="Times New Roman" w:hAnsi="Times New Roman" w:eastAsia="宋体"/>
+          <w:b/>
+          <w:sz w:val="21"/>
+        </w:rPr>
+        <w:t>中文摘要:</w:t>
+      </w:r>
+    </w:p>
+    <w:p>
+      <w:pPr>
+        <w:ind w:firstLine="360"/>
+      </w:pPr>
+      <w:r>
+        <w:rPr>
+          <w:rFonts w:ascii="Times New Roman" w:hAnsi="Times New Roman" w:eastAsia="宋体"/>
+          <w:sz w:val="21"/>
+        </w:rPr>
+        <w:t>（摘要暂缺，等待官方补全）</w:t>
+      </w:r>
+    </w:p>
+    <w:p>
+      <w:pPr>
+        <w:spacing w:before="120"/>
+      </w:pPr>
+      <w:r>
+        <w:rPr>
+          <w:rFonts w:ascii="Times New Roman" w:hAnsi="Times New Roman" w:eastAsia="宋体"/>
+          <w:b/>
+          <w:sz w:val="21"/>
+        </w:rPr>
+        <w:t>English Abstract:</w:t>
+      </w:r>
+    </w:p>
+    <w:p>
+      <w:r>
+        <w:rPr>
+          <w:rFonts w:ascii="Times New Roman" w:hAnsi="Times New Roman" w:eastAsia="宋体"/>
+          <w:sz w:val="21"/>
+        </w:rPr>
+        <w:t>Abstract not available.</w:t>
+      </w:r>
+    </w:p>
+    <w:p>
+      <w:r>
+        <w:rPr>
+          <w:rFonts w:ascii="Times New Roman" w:hAnsi="Times New Roman" w:eastAsia="宋体"/>
+          <w:sz w:val="21"/>
+        </w:rPr>
+        <w:t>__________________________________________________</w:t>
+      </w:r>
+    </w:p>
+    <w:p>
+      <w:pPr>
         <w:pStyle w:val="Heading1"/>
       </w:pPr>
       <w:r>
@@ -4839,6 +5404,232 @@
     </w:p>
     <w:p>
       <w:pPr>
+        <w:pStyle w:val="Heading2"/>
+      </w:pPr>
+      <w:r/>
+      <w:r>
+        <w:rPr>
+          <w:rFonts w:ascii="Times New Roman" w:hAnsi="Times New Roman" w:eastAsia="宋体"/>
+          <w:b/>
+          <w:color w:val="000000"/>
+          <w:sz w:val="24"/>
+        </w:rPr>
+        <w:t>在多发性硬化症小鼠模型中使用三次谐波发生显微镜对体内皮层下白质降解进行无标记跟踪</w:t>
+      </w:r>
+    </w:p>
+    <w:p>
+      <w:r>
+        <w:rPr>
+          <w:rFonts w:ascii="Times New Roman" w:hAnsi="Times New Roman" w:eastAsia="宋体"/>
+          <w:b/>
+          <w:color w:val="003264"/>
+          <w:sz w:val="24"/>
+        </w:rPr>
+        <w:t>Label-free tracking of subcortical white matter degradation in vivo using third harmonic generation microscopy in a mouse model of multiple sclerosis</w:t>
+      </w:r>
+    </w:p>
+    <w:p>
+      <w:r>
+        <w:rPr>
+          <w:rFonts w:ascii="Times New Roman" w:hAnsi="Times New Roman" w:eastAsia="宋体"/>
+          <w:sz w:val="21"/>
+        </w:rPr>
+        <w:t>作者: Nicole E. Chernavsky, Nuri Hong, Lianne J. Trigiani, Nozomi Nishimura, Chris B. Schaffer</w:t>
+        <w:br/>
+      </w:r>
+      <w:r>
+        <w:rPr>
+          <w:rFonts w:ascii="Times New Roman" w:hAnsi="Times New Roman" w:eastAsia="宋体"/>
+          <w:sz w:val="21"/>
+        </w:rPr>
+        <w:t xml:space="preserve">时间: 2026-01-29 | </w:t>
+      </w:r>
+      <w:r>
+        <w:t xml:space="preserve">链接: </w:t>
+      </w:r>
+      <w:hyperlink r:id="rId59">
+        <w:r>
+          <w:rPr>
+            <w:rFonts w:ascii="Times New Roman" w:hAnsi="Times New Roman" w:eastAsia="宋体"/>
+            <w:color w:val="0000FF"/>
+            <w:sz w:val="21"/>
+            <w:u w:val="single"/>
+          </w:rPr>
+          <w:t>https://doi.org/10.1364/boe.576538</w:t>
+        </w:r>
+      </w:hyperlink>
+    </w:p>
+    <w:p>
+      <w:pPr>
+        <w:spacing w:before="120"/>
+      </w:pPr>
+      <w:r>
+        <w:rPr>
+          <w:rFonts w:ascii="Times New Roman" w:hAnsi="Times New Roman" w:eastAsia="宋体"/>
+          <w:b/>
+          <w:sz w:val="21"/>
+        </w:rPr>
+        <w:t>中文摘要:</w:t>
+      </w:r>
+    </w:p>
+    <w:p>
+      <w:pPr>
+        <w:ind w:firstLine="360"/>
+      </w:pPr>
+      <w:r>
+        <w:rPr>
+          <w:rFonts w:ascii="Times New Roman" w:hAnsi="Times New Roman" w:eastAsia="宋体"/>
+          <w:sz w:val="21"/>
+        </w:rPr>
+        <w:t>白质 (WM) 中髓磷脂降解的表征对于理解神经变性非常重要。我们使用三次谐波发生 (THG) 显微镜在 1320 nm 激发下，通过完整的皮质，展示了小鼠 WM 中髓磷脂结构的无标记体内成像。多发性硬化症小鼠模型中相同轴突的纵向 THG 成像揭示了髓磷脂起泡的动态。此外，我们测量了 Ranvier 体内节点的结内距离，并根据最亮 THG 信号的空间浓度开发了一种新的髓磷脂结构变化指标。我们还通过与 THG 显微镜并行成像 WM 中的 GFP 标记的小胶质细胞，证明了与三光子激发荧光显微镜的兼容性，从而能够详细跟踪神经退行性疾病模型中的皮层下髓磷脂和其他细胞动力学。</w:t>
+      </w:r>
+    </w:p>
+    <w:p>
+      <w:pPr>
+        <w:spacing w:before="120"/>
+      </w:pPr>
+      <w:r>
+        <w:rPr>
+          <w:rFonts w:ascii="Times New Roman" w:hAnsi="Times New Roman" w:eastAsia="宋体"/>
+          <w:b/>
+          <w:sz w:val="21"/>
+        </w:rPr>
+        <w:t>English Abstract:</w:t>
+      </w:r>
+    </w:p>
+    <w:p>
+      <w:r>
+        <w:rPr>
+          <w:rFonts w:ascii="Times New Roman" w:hAnsi="Times New Roman" w:eastAsia="宋体"/>
+          <w:sz w:val="21"/>
+        </w:rPr>
+        <w:t>Characterization of myelin degradation in the white matter (WM) is important for understanding neurodegeneration. We demonstrate label-free in vivo imaging of myelin structure in the WM of mice, through intact cortex, using third harmonic generation (THG) microscopy at 1320-nm excitation. Longitudinal THG imaging of the same axons in the cuprizone mouse model of multiple sclerosis revealed dynamics of myelin blistering. Further, we measured intranodal distance at nodes of Ranvier in vivo and developed a novel metric of myelin structural change based on spatial concentration of the brightest THG signal. We also demonstrated compatibility with three-photon excited fluorescence microscopy by imaging GFP-labeled microglia in the WM in parallel with THG microscopy, thereby enabling detailed tracking of subcortical myelin and other cellular dynamics in neurodegenerative disease models.</w:t>
+      </w:r>
+    </w:p>
+    <w:p>
+      <w:r>
+        <w:rPr>
+          <w:rFonts w:ascii="Times New Roman" w:hAnsi="Times New Roman" w:eastAsia="宋体"/>
+          <w:sz w:val="21"/>
+        </w:rPr>
+        <w:t>__________________________________________________</w:t>
+      </w:r>
+    </w:p>
+    <w:p>
+      <w:pPr>
+        <w:pStyle w:val="Heading2"/>
+      </w:pPr>
+      <w:r/>
+      <w:r>
+        <w:rPr>
+          <w:rFonts w:ascii="Times New Roman" w:hAnsi="Times New Roman" w:eastAsia="宋体"/>
+          <w:b/>
+          <w:color w:val="000000"/>
+          <w:sz w:val="24"/>
+        </w:rPr>
+        <w:t>用于软样品同步相位和弹性映射的在线机械振动全息术</w:t>
+      </w:r>
+    </w:p>
+    <w:p>
+      <w:r>
+        <w:rPr>
+          <w:rFonts w:ascii="Times New Roman" w:hAnsi="Times New Roman" w:eastAsia="宋体"/>
+          <w:b/>
+          <w:color w:val="003264"/>
+          <w:sz w:val="24"/>
+        </w:rPr>
+        <w:t>Inline mechano-vibration holography for simultaneous phase and elasticity mapping of soft samples</w:t>
+      </w:r>
+    </w:p>
+    <w:p>
+      <w:r>
+        <w:rPr>
+          <w:rFonts w:ascii="Times New Roman" w:hAnsi="Times New Roman" w:eastAsia="宋体"/>
+          <w:sz w:val="21"/>
+        </w:rPr>
+        <w:t>作者: Hasan Berkay Abdioglu, Yagmur Isik, Merve Sevgi, Esmahan Caglar, Gokhan Bora Esmer, Huseyin Uvet, Ali Anil Demircali</w:t>
+        <w:br/>
+      </w:r>
+      <w:r>
+        <w:rPr>
+          <w:rFonts w:ascii="Times New Roman" w:hAnsi="Times New Roman" w:eastAsia="宋体"/>
+          <w:sz w:val="21"/>
+        </w:rPr>
+        <w:t xml:space="preserve">时间: 2026-01-23 | </w:t>
+      </w:r>
+      <w:r>
+        <w:t xml:space="preserve">链接: </w:t>
+      </w:r>
+      <w:hyperlink r:id="rId60">
+        <w:r>
+          <w:rPr>
+            <w:rFonts w:ascii="Times New Roman" w:hAnsi="Times New Roman" w:eastAsia="宋体"/>
+            <w:color w:val="0000FF"/>
+            <w:sz w:val="21"/>
+            <w:u w:val="single"/>
+          </w:rPr>
+          <w:t>https://doi.org/10.1364/boe.584264</w:t>
+        </w:r>
+      </w:hyperlink>
+    </w:p>
+    <w:p>
+      <w:pPr>
+        <w:spacing w:before="120"/>
+      </w:pPr>
+      <w:r>
+        <w:rPr>
+          <w:rFonts w:ascii="Times New Roman" w:hAnsi="Times New Roman" w:eastAsia="宋体"/>
+          <w:b/>
+          <w:sz w:val="21"/>
+        </w:rPr>
+        <w:t>中文摘要:</w:t>
+      </w:r>
+    </w:p>
+    <w:p>
+      <w:pPr>
+        <w:ind w:firstLine="360"/>
+      </w:pPr>
+      <w:r>
+        <w:rPr>
+          <w:rFonts w:ascii="Times New Roman" w:hAnsi="Times New Roman" w:eastAsia="宋体"/>
+          <w:sz w:val="21"/>
+        </w:rPr>
+        <w:t>离轴全息术可以实现单次相位检索，但会减少空间带宽，而内联相移干涉测量法可以保留带宽，但需要参考路径步进，并且对漂移敏感，从而限制了动态测量。此外，粘弹性映射很少能从相同的全息测量中获得。我们提出了振动编码在线马赫-曾德尔全息术，用于同时绘制软样品的厚度和粘弹性图。使用基于贝塞尔的谐波反演和鲁棒回归分析在一个振动周期内获取的十二张全息图，以恢复静态相位、调制深度和相位滞后、屈服厚度以及开尔文-沃伊特存储和损耗模量图（E '，E ''）。模拟在较宽的 E ''/ E ' 范围内将 E ' 和 E '' 恢复到 ~2% 以内，并在 20-45 μm 珠子上实现亚微米厚度误差。校准聚丙烯酰胺珠的实验显示亚微米厚度重复性（40 次重复的中位数~0.57 μm）和刚度估计通常在地面真实值的 10% 以内，我们进一步在贴壁 MCF-7 细胞上证明了该方法。</w:t>
+      </w:r>
+    </w:p>
+    <w:p>
+      <w:pPr>
+        <w:spacing w:before="120"/>
+      </w:pPr>
+      <w:r>
+        <w:rPr>
+          <w:rFonts w:ascii="Times New Roman" w:hAnsi="Times New Roman" w:eastAsia="宋体"/>
+          <w:b/>
+          <w:sz w:val="21"/>
+        </w:rPr>
+        <w:t>English Abstract:</w:t>
+      </w:r>
+    </w:p>
+    <w:p>
+      <w:r>
+        <w:rPr>
+          <w:rFonts w:ascii="Times New Roman" w:hAnsi="Times New Roman" w:eastAsia="宋体"/>
+          <w:sz w:val="21"/>
+        </w:rPr>
+        <w:t>Off-axis holography enables single-shot phase retrieval but reduces spatial bandwidth, while in-line phase-shifting interferometry preserves bandwidth yet requires reference-path stepping and is sensitive to drift, limiting dynamic measurements. Moreover, viscoelastic mapping is rarely available from the same holographic measurement. We propose vibration-encoded in-line Mach-Zehnder holography for simultaneous thickness and viscoelasticity mapping of soft samples. Twelve holograms acquired over one vibration cycle are analyzed using Bessel-based harmonic inversion and robust regression to recover the static phase, modulation depth, and phase lag, yielding thickness and Kelvin-Voigt storage and loss modulus maps ( E ′, E ″). Simulations recover E ′ and E ′′ to within ∼2% across a wide E ′′/ E ′ range and achieve sub-micron thickness error over 20-45 μ m beads. Experiments on calibrated polyacrylamide beads show sub-micron thickness repeatability (median ∼0.57 μ m over 40 repeats) and stiffness estimates typically within 10% of ground truth, and we further demonstrate the approach on adherent MCF-7 cells.</w:t>
+      </w:r>
+    </w:p>
+    <w:p>
+      <w:r>
+        <w:rPr>
+          <w:rFonts w:ascii="Times New Roman" w:hAnsi="Times New Roman" w:eastAsia="宋体"/>
+          <w:sz w:val="21"/>
+        </w:rPr>
+        <w:t>__________________________________________________</w:t>
+      </w:r>
+    </w:p>
+    <w:p>
+      <w:pPr>
         <w:pStyle w:val="Heading1"/>
       </w:pPr>
       <w:r>
@@ -4974,6 +5765,119 @@
     </w:p>
     <w:p>
       <w:pPr>
+        <w:pStyle w:val="Heading2"/>
+      </w:pPr>
+      <w:r/>
+      <w:r>
+        <w:rPr>
+          <w:rFonts w:ascii="Times New Roman" w:hAnsi="Times New Roman" w:eastAsia="宋体"/>
+          <w:b/>
+          <w:color w:val="000000"/>
+          <w:sz w:val="24"/>
+        </w:rPr>
+        <w:t>基于掺镱光纤和非线性光纤的全光纤类噪声脉冲生成，工作波长约为 1040–1060 nm</w:t>
+      </w:r>
+    </w:p>
+    <w:p>
+      <w:r>
+        <w:rPr>
+          <w:rFonts w:ascii="Times New Roman" w:hAnsi="Times New Roman" w:eastAsia="宋体"/>
+          <w:b/>
+          <w:color w:val="003264"/>
+          <w:sz w:val="24"/>
+        </w:rPr>
+        <w:t>All-fiber noise-like pulse generation based on Yb-doped fiber and nonlinear fibers operating around 1040–1060 nm wavelengths</w:t>
+      </w:r>
+    </w:p>
+    <w:p>
+      <w:r>
+        <w:rPr>
+          <w:rFonts w:ascii="Times New Roman" w:hAnsi="Times New Roman" w:eastAsia="宋体"/>
+          <w:sz w:val="21"/>
+        </w:rPr>
+        <w:t>作者: Yu-Fang Su, Pei-Ying Tsai, Jia-Ming Liu</w:t>
+        <w:br/>
+      </w:r>
+      <w:r>
+        <w:rPr>
+          <w:rFonts w:ascii="Times New Roman" w:hAnsi="Times New Roman" w:eastAsia="宋体"/>
+          <w:sz w:val="21"/>
+        </w:rPr>
+        <w:t xml:space="preserve">时间: 2026-01-06 | </w:t>
+      </w:r>
+      <w:r>
+        <w:t xml:space="preserve">链接: </w:t>
+      </w:r>
+      <w:hyperlink r:id="rId61">
+        <w:r>
+          <w:rPr>
+            <w:rFonts w:ascii="Times New Roman" w:hAnsi="Times New Roman" w:eastAsia="宋体"/>
+            <w:color w:val="0000FF"/>
+            <w:sz w:val="21"/>
+            <w:u w:val="single"/>
+          </w:rPr>
+          <w:t>https://doi.org/10.1364/optcon.580971</w:t>
+        </w:r>
+      </w:hyperlink>
+    </w:p>
+    <w:p>
+      <w:pPr>
+        <w:spacing w:before="120"/>
+      </w:pPr>
+      <w:r>
+        <w:rPr>
+          <w:rFonts w:ascii="Times New Roman" w:hAnsi="Times New Roman" w:eastAsia="宋体"/>
+          <w:b/>
+          <w:sz w:val="21"/>
+        </w:rPr>
+        <w:t>中文摘要:</w:t>
+      </w:r>
+    </w:p>
+    <w:p>
+      <w:pPr>
+        <w:ind w:firstLine="360"/>
+      </w:pPr>
+      <w:r>
+        <w:rPr>
+          <w:rFonts w:ascii="Times New Roman" w:hAnsi="Times New Roman" w:eastAsia="宋体"/>
+          <w:sz w:val="21"/>
+        </w:rPr>
+        <w:t>我们展示了一种紧凑型全光纤被动锁模掺镱光纤（YDF）激光器，它通过非线性偏振旋转产生高质量的类噪声脉冲（NLP）。该系统采用 976 nm 激光二极管进行泵浦，并具有完全熔接腔，消除了对对准敏感的自由空间组件。为了增强非线性效应并确保稳定的 NLP 生成，我们探索了几种高度非线性的光纤配置，包括超高数值孔径（UHNA3）光纤和零色散波长为 760 nm 的光子晶体光纤（PCF）。该激光器的发射波长范围为 1040–1060 nm，平均输出功率可在 20 mW 至 35 mW 范围内调节，具体取决于腔体配置。最佳性能是通过混合配置实现的，该混合配置由夹在两个 10 cm UHNA3 光纤段之间的 20 cm PCF 段组成，在 1042.8 nm 处产生稳定的锁模，平均输出功率为 31.5 mW，脉冲具有 23.05 ps 包络和 105.1 fs 子结构。与之前报道的基于非线性偏振旋转的系统相比，我们的设计实现了显着更短的脉冲持续时间和更对称的光谱，同时保持了稳健的免对准架构。这些结果凸显了非线性增强和色散管理在高效脉冲整形和宽带频谱生成中的重要性。由于其稳定性、紧凑性和优异的脉冲质量，所提出的激光器在超连续谱产生、超快计量、光通信和量子光子学方面显示出巨大的应用潜力。</w:t>
+      </w:r>
+    </w:p>
+    <w:p>
+      <w:pPr>
+        <w:spacing w:before="120"/>
+      </w:pPr>
+      <w:r>
+        <w:rPr>
+          <w:rFonts w:ascii="Times New Roman" w:hAnsi="Times New Roman" w:eastAsia="宋体"/>
+          <w:b/>
+          <w:sz w:val="21"/>
+        </w:rPr>
+        <w:t>English Abstract:</w:t>
+      </w:r>
+    </w:p>
+    <w:p>
+      <w:r>
+        <w:rPr>
+          <w:rFonts w:ascii="Times New Roman" w:hAnsi="Times New Roman" w:eastAsia="宋体"/>
+          <w:sz w:val="21"/>
+        </w:rPr>
+        <w:t>We demonstrate a compact all-fiber passively mode-locked ytterbium-doped fiber (YDF) laser that generates high-quality noise-like pulses (NLPs) via nonlinear polarization rotation. The system employs a 976 nm laser diode for pumping and features a fully fusion-spliced cavity, eliminating alignment-sensitive free-space components. To enhance nonlinear effects and ensure stable NLP generation, we explored several highly nonlinear fiber configurations, including ultra-high numerical aperture (UHNA3) fiber and photonic crystal fiber (PCF) with a zero-dispersion wavelength at 760 nm. The laser exhibits emission in the 1040–1060 nm wavelength range, with an average output power tunable from 20 mW to 35 mW depending on the cavity configuration. The best performance was achieved with a hybrid configuration consisting of a 20-cm PCF segment sandwiched between two 10-cm UHNA3 fiber segments, producing stable mode-locking at 1042.8 nm with a 31.5 mW average output power and pulses featuring a 23.05 ps envelope with 105.1 fs substructures. Compared to previously reported systems based on nonlinear polarization rotation, our design achieves significantly shorter pulse durations and more symmetric spectra, all while maintaining a robust, alignment-free architecture. These results highlight the importance of nonlinear enhancement and dispersion management in efficient pulse shaping and broadband spectral generation. Owing to its stability, compactness, and superior pulse quality, the proposed laser shows strong potential for applications in supercontinuum generation, ultrafast metrology, optical communications, and quantum photonics.</w:t>
+      </w:r>
+    </w:p>
+    <w:p>
+      <w:r>
+        <w:rPr>
+          <w:rFonts w:ascii="Times New Roman" w:hAnsi="Times New Roman" w:eastAsia="宋体"/>
+          <w:sz w:val="21"/>
+        </w:rPr>
+        <w:t>__________________________________________________</w:t>
+      </w:r>
+    </w:p>
+    <w:p>
+      <w:pPr>
         <w:pStyle w:val="Heading1"/>
       </w:pPr>
       <w:r>
@@ -5209,6 +6113,276 @@
           <w:sz w:val="21"/>
         </w:rPr>
         <w:t>Abstract not available.</w:t>
+      </w:r>
+    </w:p>
+    <w:p>
+      <w:r>
+        <w:rPr>
+          <w:rFonts w:ascii="Times New Roman" w:hAnsi="Times New Roman" w:eastAsia="宋体"/>
+          <w:sz w:val="21"/>
+        </w:rPr>
+        <w:t>__________________________________________________</w:t>
+      </w:r>
+    </w:p>
+    <w:p>
+      <w:pPr>
+        <w:pStyle w:val="Heading1"/>
+      </w:pPr>
+      <w:r>
+        <w:rPr>
+          <w:rFonts w:ascii="Times New Roman" w:hAnsi="Times New Roman" w:eastAsia="宋体"/>
+          <w:b/>
+          <w:color w:val="000000"/>
+          <w:sz w:val="32"/>
+        </w:rPr>
+        <w:t>eLight</w:t>
+      </w:r>
+    </w:p>
+    <w:p>
+      <w:pPr>
+        <w:jc w:val="center"/>
+      </w:pPr>
+      <w:r>
+        <w:t>--- 更新: 11:28 ---</w:t>
+      </w:r>
+    </w:p>
+    <w:p>
+      <w:pPr>
+        <w:pStyle w:val="Heading2"/>
+      </w:pPr>
+      <w:r/>
+      <w:r>
+        <w:rPr>
+          <w:rFonts w:ascii="Times New Roman" w:hAnsi="Times New Roman" w:eastAsia="宋体"/>
+          <w:b/>
+          <w:color w:val="000000"/>
+          <w:sz w:val="24"/>
+        </w:rPr>
+        <w:t>通过调制和加权微环谐振器实现紧凑、可重构和可扩展的光子神经元</w:t>
+      </w:r>
+    </w:p>
+    <w:p>
+      <w:r>
+        <w:rPr>
+          <w:rFonts w:ascii="Times New Roman" w:hAnsi="Times New Roman" w:eastAsia="宋体"/>
+          <w:b/>
+          <w:color w:val="003264"/>
+          <w:sz w:val="24"/>
+        </w:rPr>
+        <w:t>Compact, reconfigurable, and scalable photonic neurons by modulation-and-weighting microring resonators</w:t>
+      </w:r>
+    </w:p>
+    <w:p>
+      <w:r>
+        <w:rPr>
+          <w:rFonts w:ascii="Times New Roman" w:hAnsi="Times New Roman" w:eastAsia="宋体"/>
+          <w:sz w:val="21"/>
+        </w:rPr>
+        <w:t>作者: Weipeng Zhang, Yuxin Wang, Joshua C. Lederman, Bhavin J. Shastri, Paul R. Prucnal</w:t>
+        <w:br/>
+      </w:r>
+      <w:r>
+        <w:rPr>
+          <w:rFonts w:ascii="Times New Roman" w:hAnsi="Times New Roman" w:eastAsia="宋体"/>
+          <w:sz w:val="21"/>
+        </w:rPr>
+        <w:t xml:space="preserve">时间: 2026-02-09 | </w:t>
+      </w:r>
+      <w:r>
+        <w:t xml:space="preserve">链接: </w:t>
+      </w:r>
+      <w:hyperlink r:id="rId58">
+        <w:r>
+          <w:rPr>
+            <w:rFonts w:ascii="Times New Roman" w:hAnsi="Times New Roman" w:eastAsia="宋体"/>
+            <w:color w:val="0000FF"/>
+            <w:sz w:val="21"/>
+            <w:u w:val="single"/>
+          </w:rPr>
+          <w:t>https://doi.org/10.1186/s43593-026-00122-3</w:t>
+        </w:r>
+      </w:hyperlink>
+    </w:p>
+    <w:p>
+      <w:pPr>
+        <w:spacing w:before="120"/>
+      </w:pPr>
+      <w:r>
+        <w:rPr>
+          <w:rFonts w:ascii="Times New Roman" w:hAnsi="Times New Roman" w:eastAsia="宋体"/>
+          <w:b/>
+          <w:sz w:val="21"/>
+        </w:rPr>
+        <w:t>中文摘要:</w:t>
+      </w:r>
+    </w:p>
+    <w:p>
+      <w:pPr>
+        <w:ind w:firstLine="360"/>
+      </w:pPr>
+      <w:r>
+        <w:rPr>
+          <w:rFonts w:ascii="Times New Roman" w:hAnsi="Times New Roman" w:eastAsia="宋体"/>
+          <w:sz w:val="21"/>
+        </w:rPr>
+        <w:t>摘要 神经形态光子学有望实现亚纳秒延迟、超宽带宽和高并行性，但实际的可扩展性受到制造公差、光谱对准和调谐能量的限制。在这里，我们提出了一种大规模、紧凑且可重构的光子神经元，其中每个微环同时执行调制和加权。通过在单个器件内利用载流子和热调谐，该架构减少了占地面积，放宽了对两个光学元件的光谱对准要求，并产生陡峭的传输响应，从而降低了调谐能量。所提出的神经元支持多种操作配置，使其动态行为能够适应不同的计算任务。特别是，短的电反馈路径可以实现循环操作，为时间处理提供可调的短期和长期记忆。使用 10 微环谐振器阵列，我们演示了空间和时间计算，包括用于图像处理的 3 $$\times$$ × 3 卷积，误差 &lt;5% 和高频金融时间序列预测。每个调制加权元素占用 80 $$\times$$ × 45 $$\upmu$$ μ m $$^2$$ 2 ，平均消耗 0.186 mW ，对应于 4.67 TOPS/s/mm $$^2$$ 2 的计算密度。不计电子功率，片上调谐效率达到约 105 TOPs/W，与最先进的实现相当。这些结果表明，调制和加权微环谐振器组为大规模神经形态光子系统提供了可扩展的构建块，提供了紧凑的占地面积、低功耗和功能灵活性的有利组合。</w:t>
+      </w:r>
+    </w:p>
+    <w:p>
+      <w:pPr>
+        <w:spacing w:before="120"/>
+      </w:pPr>
+      <w:r>
+        <w:rPr>
+          <w:rFonts w:ascii="Times New Roman" w:hAnsi="Times New Roman" w:eastAsia="宋体"/>
+          <w:b/>
+          <w:sz w:val="21"/>
+        </w:rPr>
+        <w:t>English Abstract:</w:t>
+      </w:r>
+    </w:p>
+    <w:p>
+      <w:r>
+        <w:rPr>
+          <w:rFonts w:ascii="Times New Roman" w:hAnsi="Times New Roman" w:eastAsia="宋体"/>
+          <w:sz w:val="21"/>
+        </w:rPr>
+        <w:t>Abstract Neuromorphic photonics promises sub-nanosecond latency, ultrawide bandwidth, and high parallelism, but practical scalability is constrained by fabrication tolerances, spectral alignment, and tuning energy. Here, we present a large-scale, compact, and reconfigurable photonic neuron in which each microring performs modulation and weighting simultaneously. By exploiting both carrier and thermal tuning within a single device, this architecture reduces footprint, relaxes spectral alignment requirements to just two optical components, and yields a steep transfer response that lowers tuning energy. The proposed neuron supports multiple operating configurations, allowing its dynamical behavior to be adapted to different computational tasks. In particular, a short electrical feedback path enables recurrent operation, providing tunable short- and long-term memory for temporal processing. Using a 10-microring resonator array, we demonstrate both spatial and temporal computing, including a 3 $$\times$$ × 3 convolution for image processing with an error of &lt;5% and high-frequency financial time-series prediction. Each modulation-weighting element occupies 80 $$\times$$ × 45 $$\upmu$$ μ m $$^2$$ 2 and consumes an average of 0.186 mW, corresponding to a compute density of 4.67 TOPS/s/mm $$^2$$ 2 . Excluding electronic power, the on-chip tuning efficiency reaches approximately 105 TOPs/W, which is comparable to state-of-the-art implementations. These results indicate that modulation-and-weighting microring resonator banks provide a scalable building block for large-scale neuromorphic photonic systems, offering a favorable combination of compact footprint, low power consumption, and functional flexibility.</w:t>
+      </w:r>
+    </w:p>
+    <w:p>
+      <w:r>
+        <w:rPr>
+          <w:rFonts w:ascii="Times New Roman" w:hAnsi="Times New Roman" w:eastAsia="宋体"/>
+          <w:sz w:val="21"/>
+        </w:rPr>
+        <w:t>__________________________________________________</w:t>
+      </w:r>
+    </w:p>
+    <w:p>
+      <w:pPr>
+        <w:pStyle w:val="Heading1"/>
+      </w:pPr>
+      <w:r>
+        <w:rPr>
+          <w:rFonts w:ascii="Times New Roman" w:hAnsi="Times New Roman" w:eastAsia="宋体"/>
+          <w:b/>
+          <w:color w:val="000000"/>
+          <w:sz w:val="32"/>
+        </w:rPr>
+        <w:t>Laser &amp; Photonics Reviews</w:t>
+      </w:r>
+    </w:p>
+    <w:p>
+      <w:pPr>
+        <w:jc w:val="center"/>
+      </w:pPr>
+      <w:r>
+        <w:t>--- 更新: 11:28 ---</w:t>
+      </w:r>
+    </w:p>
+    <w:p>
+      <w:pPr>
+        <w:pStyle w:val="Heading2"/>
+      </w:pPr>
+      <w:r/>
+      <w:r>
+        <w:rPr>
+          <w:rFonts w:ascii="Times New Roman" w:hAnsi="Times New Roman" w:eastAsia="宋体"/>
+          <w:b/>
+          <w:color w:val="000000"/>
+          <w:sz w:val="24"/>
+        </w:rPr>
+        <w:t>具有光电倍增功能的可调谐可见光/近红外双窄带有机光电探测器，用于抗干扰光通信</w:t>
+      </w:r>
+    </w:p>
+    <w:p>
+      <w:r>
+        <w:rPr>
+          <w:rFonts w:ascii="Times New Roman" w:hAnsi="Times New Roman" w:eastAsia="宋体"/>
+          <w:b/>
+          <w:color w:val="003264"/>
+          <w:sz w:val="24"/>
+        </w:rPr>
+        <w:t>Tunable Visible/NIR Dual‐Narrowband Organic Photodetectors with Photomultiplication for Interference‐Resistant Optical Communication</w:t>
+      </w:r>
+    </w:p>
+    <w:p>
+      <w:r>
+        <w:rPr>
+          <w:rFonts w:ascii="Times New Roman" w:hAnsi="Times New Roman" w:eastAsia="宋体"/>
+          <w:sz w:val="21"/>
+        </w:rPr>
+        <w:t>作者: Xi Luo, Xin Hu, Ying Lu, Yifan Ji, Lu Lu, Guangyu Zhou, Dongdong Chu, Ning Li, Xiubao Sui, Qian Chen</w:t>
+        <w:br/>
+      </w:r>
+      <w:r>
+        <w:rPr>
+          <w:rFonts w:ascii="Times New Roman" w:hAnsi="Times New Roman" w:eastAsia="宋体"/>
+          <w:sz w:val="21"/>
+        </w:rPr>
+        <w:t xml:space="preserve">时间: 2026-02-09 | </w:t>
+      </w:r>
+      <w:r>
+        <w:t xml:space="preserve">链接: </w:t>
+      </w:r>
+      <w:hyperlink r:id="rId62">
+        <w:r>
+          <w:rPr>
+            <w:rFonts w:ascii="Times New Roman" w:hAnsi="Times New Roman" w:eastAsia="宋体"/>
+            <w:color w:val="0000FF"/>
+            <w:sz w:val="21"/>
+            <w:u w:val="single"/>
+          </w:rPr>
+          <w:t>https://doi.org/10.1002/lpor.202502956</w:t>
+        </w:r>
+      </w:hyperlink>
+    </w:p>
+    <w:p>
+      <w:pPr>
+        <w:spacing w:before="120"/>
+      </w:pPr>
+      <w:r>
+        <w:rPr>
+          <w:rFonts w:ascii="Times New Roman" w:hAnsi="Times New Roman" w:eastAsia="宋体"/>
+          <w:b/>
+          <w:sz w:val="21"/>
+        </w:rPr>
+        <w:t>中文摘要:</w:t>
+      </w:r>
+    </w:p>
+    <w:p>
+      <w:pPr>
+        <w:ind w:firstLine="360"/>
+      </w:pPr>
+      <w:r>
+        <w:rPr>
+          <w:rFonts w:ascii="Times New Roman" w:hAnsi="Times New Roman" w:eastAsia="宋体"/>
+          <w:sz w:val="21"/>
+        </w:rPr>
+        <w:t>摘要 窄带光信号检测能力在光通信、精确目标识别等方面具有重要意义。本研究提出了一种基于单个器件光电特性协同调节的增益实现​​双窄带可见光/近红外检测的方法。该器件以背对背配置集成了两个不同的体异质结 (BHJ)，一个具有可见光，另一个具有近红外吸收。该设计可通过光电倍增实现偏置可切换的可见光/近红外双波段检测，这是通过调节外部电路的载流子注入来控制的。此外，通过结合光学微腔来调制光场分布，实现了可调谐可见光/近红外双窄带光电探测，并能够通过改变偏置极性来切换两个波长。例如，实现了 450 和 810 nm 的窄带响应，其中可以通过改变偏置极性来切换两种模式。在 450 nm 处获得 1050% 的峰值外量子效率 (EQE)，半峰全宽 (FWHM) 为 50 nm。在 810 nm 处观察到峰值 EQE 为 130%，FWHM 为 75 nm。值得注意的是，该器件在抗干扰光通信方面表现出优异的性能，无需额外的光滤波器即可运行。</w:t>
+      </w:r>
+    </w:p>
+    <w:p>
+      <w:pPr>
+        <w:spacing w:before="120"/>
+      </w:pPr>
+      <w:r>
+        <w:rPr>
+          <w:rFonts w:ascii="Times New Roman" w:hAnsi="Times New Roman" w:eastAsia="宋体"/>
+          <w:b/>
+          <w:sz w:val="21"/>
+        </w:rPr>
+        <w:t>English Abstract:</w:t>
+      </w:r>
+    </w:p>
+    <w:p>
+      <w:r>
+        <w:rPr>
+          <w:rFonts w:ascii="Times New Roman" w:hAnsi="Times New Roman" w:eastAsia="宋体"/>
+          <w:sz w:val="21"/>
+        </w:rPr>
+        <w:t>ABSTRACT The ability to detect narrowband optical signals is important in optical communication, precise target identification, etc. This study proposes a method to achieve dual‐narrowband visible/NIR detection with gain based on the synergistic regulation of optical and electrical properties of a single device. The device integrates two distinct bulk‐heterojunctions (BHJs), one with visible and the other with NIR absorption, in a back‐to‐back configuration. This design enables bias‐switchable visible/NIR dual‐band detection with photomultiplication, which is controlled by regulating carrier injection from the external circuit. Furthermore, by incorporating an optical microcavity to modulate the light field distribution, tunable visible/NIR dual‐narrowband photodetection is achieved, with a capability to switch the two wavelengths by changing the polarity of bias. For example, narrowband responses at 450 and 810 nm are achieved, where the two modes can be switched by changing the bias polarity. A peak external quantum efficiency (EQE) of 1050% is obtained at 450 nm with a full width at half maximum (FWHM) of 50 nm. A peak EQE of 130% with an FWHM of 75 nm is observed at 810 nm. Notably, this device demonstrates excellent performance in anti‐interference optical communication, operating without the need for additional optical filters.</w:t>
       </w:r>
     </w:p>
     <w:p>

--- a/Optical_Papers_260210.docx
+++ b/Optical_Papers_260210.docx
@@ -3329,6 +3329,232 @@
     </w:p>
     <w:p>
       <w:pPr>
+        <w:pStyle w:val="Heading2"/>
+      </w:pPr>
+      <w:r/>
+      <w:r>
+        <w:rPr>
+          <w:rFonts w:ascii="Times New Roman" w:hAnsi="Times New Roman" w:eastAsia="宋体"/>
+          <w:b/>
+          <w:color w:val="000000"/>
+          <w:sz w:val="24"/>
+        </w:rPr>
+        <w:t>中国大学生学术汤评量表：量表的开发、验证和应用</w:t>
+      </w:r>
+    </w:p>
+    <w:p>
+      <w:r>
+        <w:rPr>
+          <w:rFonts w:ascii="Times New Roman" w:hAnsi="Times New Roman" w:eastAsia="宋体"/>
+          <w:b/>
+          <w:color w:val="003264"/>
+          <w:sz w:val="24"/>
+        </w:rPr>
+        <w:t>Academic Tangping scale for college students in China: scale development, validation and application</w:t>
+      </w:r>
+    </w:p>
+    <w:p>
+      <w:r>
+        <w:rPr>
+          <w:rFonts w:ascii="Times New Roman" w:hAnsi="Times New Roman" w:eastAsia="宋体"/>
+          <w:sz w:val="21"/>
+        </w:rPr>
+        <w:t>作者: Shan Lu, Yanchao Yang, Wangze Li, Bosheng Jing, Yuanfang Guo</w:t>
+        <w:br/>
+      </w:r>
+      <w:r>
+        <w:rPr>
+          <w:rFonts w:ascii="Times New Roman" w:hAnsi="Times New Roman" w:eastAsia="宋体"/>
+          <w:sz w:val="21"/>
+        </w:rPr>
+        <w:t xml:space="preserve">时间: 2026-02-09 | </w:t>
+      </w:r>
+      <w:r>
+        <w:t xml:space="preserve">链接: </w:t>
+      </w:r>
+      <w:hyperlink r:id="rId228">
+        <w:r>
+          <w:rPr>
+            <w:rFonts w:ascii="Times New Roman" w:hAnsi="Times New Roman" w:eastAsia="宋体"/>
+            <w:color w:val="0000FF"/>
+            <w:sz w:val="21"/>
+            <w:u w:val="single"/>
+          </w:rPr>
+          <w:t>https://doi.org/10.1038/s41598-026-38759-2</w:t>
+        </w:r>
+      </w:hyperlink>
+    </w:p>
+    <w:p>
+      <w:pPr>
+        <w:spacing w:before="120"/>
+      </w:pPr>
+      <w:r>
+        <w:rPr>
+          <w:rFonts w:ascii="Times New Roman" w:hAnsi="Times New Roman" w:eastAsia="宋体"/>
+          <w:b/>
+          <w:sz w:val="21"/>
+        </w:rPr>
+        <w:t>中文摘要:</w:t>
+      </w:r>
+    </w:p>
+    <w:p>
+      <w:pPr>
+        <w:ind w:firstLine="360"/>
+      </w:pPr>
+      <w:r>
+        <w:rPr>
+          <w:rFonts w:ascii="Times New Roman" w:hAnsi="Times New Roman" w:eastAsia="宋体"/>
+          <w:sz w:val="21"/>
+        </w:rPr>
+        <w:t>鉴于“糖评现象”的普遍性和测量工具的缺乏，本研究旨在开发学术糖评量表，用于评估我国大学生中的糖评现象。共有644名有效的中国大学生参与了这项研究。探索性因子分析支持情感、认知和行为三个维度的提取，验证性因子分析表明模型拟合良好，进一步证实了量表的维度结构。各个子量表的高克朗巴赫 alpha 系数进一步证实了其作为心理测量学上健全的测量工具的稳健性。收敛效度和判别效度的证据得到了严格证实，皮尔逊与现有平躺倾向量表的显着相关性证明了标准相关的效度。最后，该量表的实际适用性得到了与抑郁、焦虑和压力的显着相关性的支持，表明与学生的心理健康结果存在有意义的关联。该量表承认其局限性并提出相应的建议。总体而言，该量表表现出强大的心理测量特性，为评估学术唐平并支持针对学生心理健康的有针对性的干预和研究提供了可靠的工具。</w:t>
+      </w:r>
+    </w:p>
+    <w:p>
+      <w:pPr>
+        <w:spacing w:before="120"/>
+      </w:pPr>
+      <w:r>
+        <w:rPr>
+          <w:rFonts w:ascii="Times New Roman" w:hAnsi="Times New Roman" w:eastAsia="宋体"/>
+          <w:b/>
+          <w:sz w:val="21"/>
+        </w:rPr>
+        <w:t>English Abstract:</w:t>
+      </w:r>
+    </w:p>
+    <w:p>
+      <w:r>
+        <w:rPr>
+          <w:rFonts w:ascii="Times New Roman" w:hAnsi="Times New Roman" w:eastAsia="宋体"/>
+          <w:sz w:val="21"/>
+        </w:rPr>
+        <w:t>In light of the universality of the Tangping phenomenon and the lack of measurement tools, this study aims to develop Academic Tangping Scale for assessing this phenomenon among for college students in China. A total of 644 valid Chinese university students participated in the research. Exploratory factor analysis supported the extraction of three dimensions, namely affective, cognitive and behavioral dimensions, and confirmatory factor analysis indicated a good model fit, further confirming the scale’s dimensional structure. High Cronbach’s alpha coefficients across the subscales further affirm its robustness as a psychometrically sound measurement instrument. Evidence for convergent and discriminant validity was rigorously substantiated, and significant Pearson correlations with the existing Lying Flat Tendency scale demonstrated criterion-related validity. Finally, the scale’s practical applicability was supported by significant correlations with depression, anxiety, and stress, indicating meaningful associations with students’ mental health outcomes. The scale acknowledges limitations and proposes corresponding suggestions. Overall, the scale demonstrates strong psychometric properties, providing a reliable tool to assess the Academic Tangping and support targeted interventions and research on student mental health.</w:t>
+      </w:r>
+    </w:p>
+    <w:p>
+      <w:r>
+        <w:rPr>
+          <w:rFonts w:ascii="Times New Roman" w:hAnsi="Times New Roman" w:eastAsia="宋体"/>
+          <w:sz w:val="21"/>
+        </w:rPr>
+        <w:t>__________________________________________________</w:t>
+      </w:r>
+    </w:p>
+    <w:p>
+      <w:pPr>
+        <w:pStyle w:val="Heading2"/>
+      </w:pPr>
+      <w:r/>
+      <w:r>
+        <w:rPr>
+          <w:rFonts w:ascii="Times New Roman" w:hAnsi="Times New Roman" w:eastAsia="宋体"/>
+          <w:b/>
+          <w:color w:val="000000"/>
+          <w:sz w:val="24"/>
+        </w:rPr>
+        <w:t>用海兔提取物功能化的铜掺杂混合纳米海绵可增强生物活性</w:t>
+      </w:r>
+    </w:p>
+    <w:p>
+      <w:r>
+        <w:rPr>
+          <w:rFonts w:ascii="Times New Roman" w:hAnsi="Times New Roman" w:eastAsia="宋体"/>
+          <w:b/>
+          <w:color w:val="003264"/>
+          <w:sz w:val="24"/>
+        </w:rPr>
+        <w:t>Copper doped hybrid nanosponges functionalized with Aplysina aerophoba extract for enhanced bioactive performance</w:t>
+      </w:r>
+    </w:p>
+    <w:p>
+      <w:r>
+        <w:rPr>
+          <w:rFonts w:ascii="Times New Roman" w:hAnsi="Times New Roman" w:eastAsia="宋体"/>
+          <w:sz w:val="21"/>
+        </w:rPr>
+        <w:t>作者: Ayse Demirbas, Baris Karsli, Ibrahim Seyda Uras, Belma Konuklugil</w:t>
+        <w:br/>
+      </w:r>
+      <w:r>
+        <w:rPr>
+          <w:rFonts w:ascii="Times New Roman" w:hAnsi="Times New Roman" w:eastAsia="宋体"/>
+          <w:sz w:val="21"/>
+        </w:rPr>
+        <w:t xml:space="preserve">时间: 2026-02-09 | </w:t>
+      </w:r>
+      <w:r>
+        <w:t xml:space="preserve">链接: </w:t>
+      </w:r>
+      <w:hyperlink r:id="rId229">
+        <w:r>
+          <w:rPr>
+            <w:rFonts w:ascii="Times New Roman" w:hAnsi="Times New Roman" w:eastAsia="宋体"/>
+            <w:color w:val="0000FF"/>
+            <w:sz w:val="21"/>
+            <w:u w:val="single"/>
+          </w:rPr>
+          <w:t>https://doi.org/10.1038/s41598-026-39547-8</w:t>
+        </w:r>
+      </w:hyperlink>
+    </w:p>
+    <w:p>
+      <w:pPr>
+        <w:spacing w:before="120"/>
+      </w:pPr>
+      <w:r>
+        <w:rPr>
+          <w:rFonts w:ascii="Times New Roman" w:hAnsi="Times New Roman" w:eastAsia="宋体"/>
+          <w:b/>
+          <w:sz w:val="21"/>
+        </w:rPr>
+        <w:t>中文摘要:</w:t>
+      </w:r>
+    </w:p>
+    <w:p>
+      <w:pPr>
+        <w:ind w:firstLine="360"/>
+      </w:pPr>
+      <w:r>
+        <w:rPr>
+          <w:rFonts w:ascii="Times New Roman" w:hAnsi="Times New Roman" w:eastAsia="宋体"/>
+          <w:sz w:val="21"/>
+        </w:rPr>
+        <w:t>在这项研究中，合成了源自海兔提取物的掺入铜（II）离子的杂化纳米海绵（Cu2+ hNSs），并评估了其对金黄色葡萄球菌、嗜水气单胞菌、温和气单胞菌、大肠杆菌和肠沙门氏菌等一些细菌的抗菌活性。根据表征测试结果，掺入Cu(II)的杂化纳米海绵良好地分散在表面。使用扫描电子显微镜 (SEM) 获取 SEM 图像，发现 A. aerophoba 提取物和掺入 Cu(II) 离子的杂化纳米海绵的直径范围在 12 至 14 μm 之间。测定了 Aerophoba 提取物和掺入 Cu(II) 离子的杂化纳米海绵针对 2,2-二苯基-1-三硝基苯肼 (DPPH) 的抗氧化活性。与单独的恐气菌提取物相比，掺入 Cu(II) 离子的杂化纳米海绵对金黄色葡萄球菌、嗜水放线菌、温和放线菌、大肠杆菌和肠沙门氏菌表现出显着更高的抗菌活性，而单独的厌气放线菌提取物则显示出最低的活性。因此，我们建议通过一种有效、廉价且环保的方法，用A. aerophoba 提取物合成掺入Cu (II) 离子的杂化纳米海绵，并适用于抗菌活性研究。这项研究证明了用海兔提取物功能化的 Cu(II) 掺杂混合纳米海绵在实验室规模的可行性，提供了概念验证结果，可作为未来商业应用的基础。</w:t>
+      </w:r>
+    </w:p>
+    <w:p>
+      <w:pPr>
+        <w:spacing w:before="120"/>
+      </w:pPr>
+      <w:r>
+        <w:rPr>
+          <w:rFonts w:ascii="Times New Roman" w:hAnsi="Times New Roman" w:eastAsia="宋体"/>
+          <w:b/>
+          <w:sz w:val="21"/>
+        </w:rPr>
+        <w:t>English Abstract:</w:t>
+      </w:r>
+    </w:p>
+    <w:p>
+      <w:r>
+        <w:rPr>
+          <w:rFonts w:ascii="Times New Roman" w:hAnsi="Times New Roman" w:eastAsia="宋体"/>
+          <w:sz w:val="21"/>
+        </w:rPr>
+        <w:t>In this study, Cu (II) ion incorporated hybrid nanosponge (Cu2+ hNSs) derived from extracts of Aplysina aerophoba was synthesised, and its antimicrobial activity against some bacterial species, including Staphylococcus aureus, Aeromonas hydrophila, Aeromonas sobria, Escherichia coli, and Salmonella enterica, was evaluated. According to the results of the characterisation test, Cu(II)-incorporated hybrid nanosponges were well dispersed on the surface. The diameters of A. aerophoba extract and Cu(II) ion incorporated hybrid nanosponges were found to range between 12 and 14 μm using scanning electron microscopy (SEM) for obtaining SEM images. The antioxidant activity of A. aerophoba extract and Cu(II) ion incorporated hybrid nanosponge was determined against 2,2-diphenyl-1-picrylhydrazyl (DPPH). Cu(II) ion-incorporated hybrid nanosponges exhibit significantly higher antimicrobial activity against S. aureus, A. hydrophila, A. sobria, Escherichia coli, and S. enterica compared to the A. aerophoba extract, which alone showed minimal activity. As a result, we suggest that Cu (II) ion incorporated hybrid nanosponges were synthesized with A. aerophoba extract by an effective, inexpensive, and eco-friendly method and are applicable for antimicrobial activity studies. This study demonstrates the laboratory-scale feasibility of Cu(II)-doped hybrid nanosponges functionalized with Aplysina aerophoba extract, providing proof-of-concept results that may serve as a foundation for future commercial applications.</w:t>
+      </w:r>
+    </w:p>
+    <w:p>
+      <w:r>
+        <w:rPr>
+          <w:rFonts w:ascii="Times New Roman" w:hAnsi="Times New Roman" w:eastAsia="宋体"/>
+          <w:sz w:val="21"/>
+        </w:rPr>
+        <w:t>__________________________________________________</w:t>
+      </w:r>
+    </w:p>
+    <w:p>
+      <w:pPr>
         <w:pStyle w:val="Heading1"/>
       </w:pPr>
       <w:r>
@@ -24956,6 +25182,389 @@
           <w:sz w:val="21"/>
         </w:rPr>
         <w:t>Inverse rendering aims to decompose a scene into its geometry, material properties and light conditions under a certain rendering model. It has wide applications like view synthesis, relighting, and scene editing. In recent years, inverse rendering methods have been inspired by view synthesis approaches like neural radiance fields and Gaussian splatting, which are capable of efficiently decomposing a scene into its geometry and radiance. They then further estimate the material and lighting that lead to the observed scene radiance. However, the latter step is highly ambiguous and prior works suffer from inaccurate color and baked shadows in their albedo estimation albeit their regularization. To this end, we propose RotLight, a simple capturing setup, to address the ambiguity. Compared to a usual capture, RotLight only requires the object to be rotated several times during the process. We show that as few as two rotations is effective in reducing artifacts. To further improve 2DGS-based inverse rendering, we additionally introduce a proxy mesh that not only allows accurate incident light tracing, but also enables a residual constraint and improves global illumination handling. We demonstrate with both synthetic and real world datasets that our method achieves superior albedo estimation while keeping efficient computation.</w:t>
+      </w:r>
+    </w:p>
+    <w:p>
+      <w:r>
+        <w:rPr>
+          <w:rFonts w:ascii="Times New Roman" w:hAnsi="Times New Roman" w:eastAsia="宋体"/>
+          <w:sz w:val="21"/>
+        </w:rPr>
+        <w:t>__________________________________________________</w:t>
+      </w:r>
+    </w:p>
+    <w:p>
+      <w:pPr>
+        <w:pStyle w:val="Heading1"/>
+      </w:pPr>
+      <w:r>
+        <w:rPr>
+          <w:rFonts w:ascii="Times New Roman" w:hAnsi="Times New Roman" w:eastAsia="宋体"/>
+          <w:b/>
+          <w:color w:val="000000"/>
+          <w:sz w:val="32"/>
+        </w:rPr>
+        <w:t>Nature Communications</w:t>
+      </w:r>
+    </w:p>
+    <w:p>
+      <w:pPr>
+        <w:jc w:val="center"/>
+      </w:pPr>
+      <w:r>
+        <w:t>--- 更新: 15:27 ---</w:t>
+      </w:r>
+    </w:p>
+    <w:p>
+      <w:pPr>
+        <w:pStyle w:val="Heading2"/>
+      </w:pPr>
+      <w:r/>
+      <w:r>
+        <w:rPr>
+          <w:rFonts w:ascii="Times New Roman" w:hAnsi="Times New Roman" w:eastAsia="宋体"/>
+          <w:b/>
+          <w:color w:val="000000"/>
+          <w:sz w:val="24"/>
+        </w:rPr>
+        <w:t>与 COVID-19 相关的胎盘炎症会阻碍怀孕仓鼠的胎儿发育</w:t>
+      </w:r>
+    </w:p>
+    <w:p>
+      <w:r>
+        <w:rPr>
+          <w:rFonts w:ascii="Times New Roman" w:hAnsi="Times New Roman" w:eastAsia="宋体"/>
+          <w:b/>
+          <w:color w:val="003264"/>
+          <w:sz w:val="24"/>
+        </w:rPr>
+        <w:t>COVID-19-related inflammation of the placenta impedes fetal development in pregnant hamsters</w:t>
+      </w:r>
+    </w:p>
+    <w:p>
+      <w:r>
+        <w:rPr>
+          <w:rFonts w:ascii="Times New Roman" w:hAnsi="Times New Roman" w:eastAsia="宋体"/>
+          <w:sz w:val="21"/>
+        </w:rPr>
+        <w:t>作者: Yana Kumpanenko, Elke Maas, Joran Degryse, Birgit Weynand, Hilde Van de Velde, Johan Neyts, Katrien De Clercq, Yeranddy A. Alpizar, Kai Dallmeier</w:t>
+        <w:br/>
+      </w:r>
+      <w:r>
+        <w:rPr>
+          <w:rFonts w:ascii="Times New Roman" w:hAnsi="Times New Roman" w:eastAsia="宋体"/>
+          <w:sz w:val="21"/>
+        </w:rPr>
+        <w:t xml:space="preserve">时间: 2026-02-09 | </w:t>
+      </w:r>
+      <w:r>
+        <w:t xml:space="preserve">链接: </w:t>
+      </w:r>
+      <w:hyperlink r:id="rId227">
+        <w:r>
+          <w:rPr>
+            <w:rFonts w:ascii="Times New Roman" w:hAnsi="Times New Roman" w:eastAsia="宋体"/>
+            <w:color w:val="0000FF"/>
+            <w:sz w:val="21"/>
+            <w:u w:val="single"/>
+          </w:rPr>
+          <w:t>https://doi.org/10.1038/s41467-026-69360-w</w:t>
+        </w:r>
+      </w:hyperlink>
+    </w:p>
+    <w:p>
+      <w:pPr>
+        <w:spacing w:before="120"/>
+      </w:pPr>
+      <w:r>
+        <w:rPr>
+          <w:rFonts w:ascii="Times New Roman" w:hAnsi="Times New Roman" w:eastAsia="宋体"/>
+          <w:b/>
+          <w:sz w:val="21"/>
+        </w:rPr>
+        <w:t>中文摘要:</w:t>
+      </w:r>
+    </w:p>
+    <w:p>
+      <w:pPr>
+        <w:ind w:firstLine="360"/>
+      </w:pPr>
+      <w:r>
+        <w:rPr>
+          <w:rFonts w:ascii="Times New Roman" w:hAnsi="Times New Roman" w:eastAsia="宋体"/>
+          <w:sz w:val="21"/>
+        </w:rPr>
+        <w:t>怀孕期间的 COVID-19 尚不完全清楚。在这里，作者使用仓鼠模型来证明它会引起胎盘炎症，损害胎儿生长，但不会垂直传播。疫苗接种和抗凝剂可以预防此类风险，凸显保护母亲和未出生婴儿的方法。</w:t>
+      </w:r>
+    </w:p>
+    <w:p>
+      <w:pPr>
+        <w:spacing w:before="120"/>
+      </w:pPr>
+      <w:r>
+        <w:rPr>
+          <w:rFonts w:ascii="Times New Roman" w:hAnsi="Times New Roman" w:eastAsia="宋体"/>
+          <w:b/>
+          <w:sz w:val="21"/>
+        </w:rPr>
+        <w:t>English Abstract:</w:t>
+      </w:r>
+    </w:p>
+    <w:p>
+      <w:r>
+        <w:rPr>
+          <w:rFonts w:ascii="Times New Roman" w:hAnsi="Times New Roman" w:eastAsia="宋体"/>
+          <w:sz w:val="21"/>
+        </w:rPr>
+        <w:t>COVID-19 during pregnancy is still incompletely understood. Here, the authors use a hamster model to show that it causes placental inflammation, impairing fetal growth but without vertical transmission. Vaccination and anticoagulants can prevent such risks, highlighting ways to protect mother and unborn child.</w:t>
+      </w:r>
+    </w:p>
+    <w:p>
+      <w:r>
+        <w:rPr>
+          <w:rFonts w:ascii="Times New Roman" w:hAnsi="Times New Roman" w:eastAsia="宋体"/>
+          <w:sz w:val="21"/>
+        </w:rPr>
+        <w:t>__________________________________________________</w:t>
+      </w:r>
+    </w:p>
+    <w:p>
+      <w:pPr>
+        <w:pStyle w:val="Heading1"/>
+      </w:pPr>
+      <w:r>
+        <w:rPr>
+          <w:rFonts w:ascii="Times New Roman" w:hAnsi="Times New Roman" w:eastAsia="宋体"/>
+          <w:b/>
+          <w:color w:val="000000"/>
+          <w:sz w:val="32"/>
+        </w:rPr>
+        <w:t>Optics Letters</w:t>
+      </w:r>
+    </w:p>
+    <w:p>
+      <w:pPr>
+        <w:jc w:val="center"/>
+      </w:pPr>
+      <w:r>
+        <w:t>--- 更新: 15:28 ---</w:t>
+      </w:r>
+    </w:p>
+    <w:p>
+      <w:pPr>
+        <w:pStyle w:val="Heading2"/>
+      </w:pPr>
+      <w:r/>
+      <w:r>
+        <w:rPr>
+          <w:rFonts w:ascii="Times New Roman" w:hAnsi="Times New Roman" w:eastAsia="宋体"/>
+          <w:b/>
+          <w:color w:val="000000"/>
+          <w:sz w:val="24"/>
+        </w:rPr>
+        <w:t>通过多模态光学相干断层扫描和光声弹性成像对脑组织进行基于特征的学习聚类</w:t>
+      </w:r>
+    </w:p>
+    <w:p>
+      <w:r>
+        <w:rPr>
+          <w:rFonts w:ascii="Times New Roman" w:hAnsi="Times New Roman" w:eastAsia="宋体"/>
+          <w:b/>
+          <w:color w:val="003264"/>
+          <w:sz w:val="24"/>
+        </w:rPr>
+        <w:t>Learned feature-based clustering of brain tissue with multimodal optical coherence tomography and photoacoustic elastography</w:t>
+      </w:r>
+    </w:p>
+    <w:p>
+      <w:r>
+        <w:rPr>
+          <w:rFonts w:ascii="Times New Roman" w:hAnsi="Times New Roman" w:eastAsia="宋体"/>
+          <w:sz w:val="21"/>
+        </w:rPr>
+        <w:t>作者: Fen Yang, Chuxian Chen, Lingxuan Meng, Hengming Jing, Xinyu Liu, Wei Chen, Shih-Chi Chen, Jianbo Tang</w:t>
+        <w:br/>
+      </w:r>
+      <w:r>
+        <w:rPr>
+          <w:rFonts w:ascii="Times New Roman" w:hAnsi="Times New Roman" w:eastAsia="宋体"/>
+          <w:sz w:val="21"/>
+        </w:rPr>
+        <w:t xml:space="preserve">时间: 2026-01-30 | </w:t>
+      </w:r>
+      <w:r>
+        <w:t xml:space="preserve">链接: </w:t>
+      </w:r>
+      <w:hyperlink r:id="rId230">
+        <w:r>
+          <w:rPr>
+            <w:rFonts w:ascii="Times New Roman" w:hAnsi="Times New Roman" w:eastAsia="宋体"/>
+            <w:color w:val="0000FF"/>
+            <w:sz w:val="21"/>
+            <w:u w:val="single"/>
+          </w:rPr>
+          <w:t>https://doi.org/10.1364/ol.585077</w:t>
+        </w:r>
+      </w:hyperlink>
+    </w:p>
+    <w:p>
+      <w:pPr>
+        <w:spacing w:before="120"/>
+      </w:pPr>
+      <w:r>
+        <w:rPr>
+          <w:rFonts w:ascii="Times New Roman" w:hAnsi="Times New Roman" w:eastAsia="宋体"/>
+          <w:b/>
+          <w:sz w:val="21"/>
+        </w:rPr>
+        <w:t>中文摘要:</w:t>
+      </w:r>
+    </w:p>
+    <w:p>
+      <w:pPr>
+        <w:ind w:firstLine="360"/>
+      </w:pPr>
+      <w:r>
+        <w:rPr>
+          <w:rFonts w:ascii="Times New Roman" w:hAnsi="Times New Roman" w:eastAsia="宋体"/>
+          <w:sz w:val="21"/>
+        </w:rPr>
+        <w:t>光学相干断层扫描 (OCT) 和光声 (PA) 成像中的信号包含有关组织固有光学和机械特性的丰富信息，其范围超出了传统的基于幅度的成像。为了提取这些信息，我们提出了一个无监督的聚类框架，该框架从空间域（即深度域）OCT 配置文件和时域 PA 配置文件中学习代表性特征，以推断组织的潜在属性。使用改进的 K 均值和谱聚类方法，我们识别出与不同组织类型相对应的潜在特征簇。我们在小鼠大脑切片上验证了我们的方法，它根据其内在的光学和机械特性清楚地描绘了主要的大脑区域。该方法有利于脑组织成分的分化，为研究脑部疾病病理学提供了强大的无标记工具。</w:t>
+      </w:r>
+    </w:p>
+    <w:p>
+      <w:pPr>
+        <w:spacing w:before="120"/>
+      </w:pPr>
+      <w:r>
+        <w:rPr>
+          <w:rFonts w:ascii="Times New Roman" w:hAnsi="Times New Roman" w:eastAsia="宋体"/>
+          <w:b/>
+          <w:sz w:val="21"/>
+        </w:rPr>
+        <w:t>English Abstract:</w:t>
+      </w:r>
+    </w:p>
+    <w:p>
+      <w:r>
+        <w:rPr>
+          <w:rFonts w:ascii="Times New Roman" w:hAnsi="Times New Roman" w:eastAsia="宋体"/>
+          <w:sz w:val="21"/>
+        </w:rPr>
+        <w:t>The signals in optical coherence tomography (OCT) and photoacoustic (PA) imaging contain rich information about the intrinsic optical and mechanical properties of tissue, which extends beyond conventional amplitude-based imaging. To extract this information, we propose an unsupervised clustering framework that learns representative features from spatial-domain (i.e., depth domain) OCT profiles and time-domain PA profiles to infer the tissue’s underlying properties. Using a modified K-means and spectral clustering approach, we identify latent feature clusters that correspond to distinct tissue types. We validated our method on mouse brain slices, where it clearly delineates major brain regions based on their intrinsic optical and mechanical properties. This method facilitates the differentiation of brain tissue constituents, offering a powerful label-free tool for investigating brain disease pathology.</w:t>
+      </w:r>
+    </w:p>
+    <w:p>
+      <w:r>
+        <w:rPr>
+          <w:rFonts w:ascii="Times New Roman" w:hAnsi="Times New Roman" w:eastAsia="宋体"/>
+          <w:sz w:val="21"/>
+        </w:rPr>
+        <w:t>__________________________________________________</w:t>
+      </w:r>
+    </w:p>
+    <w:p>
+      <w:pPr>
+        <w:pStyle w:val="Heading2"/>
+      </w:pPr>
+      <w:r/>
+      <w:r>
+        <w:rPr>
+          <w:rFonts w:ascii="Times New Roman" w:hAnsi="Times New Roman" w:eastAsia="宋体"/>
+          <w:b/>
+          <w:color w:val="000000"/>
+          <w:sz w:val="24"/>
+        </w:rPr>
+        <w:t>1.1 kW、100 Hz 室温二极管泵浦纳秒激光器，采用水浸冷却</w:t>
+      </w:r>
+    </w:p>
+    <w:p>
+      <w:r>
+        <w:rPr>
+          <w:rFonts w:ascii="Times New Roman" w:hAnsi="Times New Roman" w:eastAsia="宋体"/>
+          <w:b/>
+          <w:color w:val="003264"/>
+          <w:sz w:val="24"/>
+        </w:rPr>
+        <w:t>1.1 kW, 100 Hz room-temperature diode-pumped nanosecond laser by water immersion cooling</w:t>
+      </w:r>
+    </w:p>
+    <w:p>
+      <w:r>
+        <w:rPr>
+          <w:rFonts w:ascii="Times New Roman" w:hAnsi="Times New Roman" w:eastAsia="宋体"/>
+          <w:sz w:val="21"/>
+        </w:rPr>
+        <w:t>作者: Xinxing Lei, Suyang Wang, Zichao Wang, Lei Huang, Qiang Liu, Xing Fu</w:t>
+        <w:br/>
+      </w:r>
+      <w:r>
+        <w:rPr>
+          <w:rFonts w:ascii="Times New Roman" w:hAnsi="Times New Roman" w:eastAsia="宋体"/>
+          <w:sz w:val="21"/>
+        </w:rPr>
+        <w:t xml:space="preserve">时间: 2026-01-30 | </w:t>
+      </w:r>
+      <w:r>
+        <w:t xml:space="preserve">链接: </w:t>
+      </w:r>
+      <w:hyperlink r:id="rId231">
+        <w:r>
+          <w:rPr>
+            <w:rFonts w:ascii="Times New Roman" w:hAnsi="Times New Roman" w:eastAsia="宋体"/>
+            <w:color w:val="0000FF"/>
+            <w:sz w:val="21"/>
+            <w:u w:val="single"/>
+          </w:rPr>
+          <w:t>https://doi.org/10.1364/ol.580547</w:t>
+        </w:r>
+      </w:hyperlink>
+    </w:p>
+    <w:p>
+      <w:pPr>
+        <w:spacing w:before="120"/>
+      </w:pPr>
+      <w:r>
+        <w:rPr>
+          <w:rFonts w:ascii="Times New Roman" w:hAnsi="Times New Roman" w:eastAsia="宋体"/>
+          <w:b/>
+          <w:sz w:val="21"/>
+        </w:rPr>
+        <w:t>中文摘要:</w:t>
+      </w:r>
+    </w:p>
+    <w:p>
+      <w:pPr>
+        <w:ind w:firstLine="360"/>
+      </w:pPr>
+      <w:r>
+        <w:rPr>
+          <w:rFonts w:ascii="Times New Roman" w:hAnsi="Times New Roman" w:eastAsia="宋体"/>
+          <w:sz w:val="21"/>
+        </w:rPr>
+        <w:t>我们报道了一种采用水浸冷却的室温二极管泵浦固态Nd:YAG激光器，它在100 Hz的重复频率和7 ns的脉冲持续时间下提供11 J的脉冲能量，而光束品质因数为衍射极限的2.6倍。据我们所知，这代表了工作频率高于 100 Hz 的室温纳秒激光器所达到的最高性能，这表明了室温浸没冷却纳秒有源镜激光器的巨大潜力。</w:t>
+      </w:r>
+    </w:p>
+    <w:p>
+      <w:pPr>
+        <w:spacing w:before="120"/>
+      </w:pPr>
+      <w:r>
+        <w:rPr>
+          <w:rFonts w:ascii="Times New Roman" w:hAnsi="Times New Roman" w:eastAsia="宋体"/>
+          <w:b/>
+          <w:sz w:val="21"/>
+        </w:rPr>
+        <w:t>English Abstract:</w:t>
+      </w:r>
+    </w:p>
+    <w:p>
+      <w:r>
+        <w:rPr>
+          <w:rFonts w:ascii="Times New Roman" w:hAnsi="Times New Roman" w:eastAsia="宋体"/>
+          <w:sz w:val="21"/>
+        </w:rPr>
+        <w:t>We report a room-temperature diode-pumped solid-state Nd:YAG laser by water immersion cooling, which delivers a pulse energy of 11 J at the repetition rate of 100 Hz and the pulse duration of 7 ns, while the beam quality factor is 2.6 times the diffraction limit. This represents the highest, to the best of our knowledge, performance achieved for room-temperature nanosecond lasers operating above 100 Hz, which demonstrates the great potential of room-temperature immersion-cooled nanosecond active-mirror lasers.</w:t>
       </w:r>
     </w:p>
     <w:p>
